--- a/01_《三人行》全24集全流程标杆成品库/03_剧作结构、悬念节奏与视听解码/EP23_《三人行》第二十三集《不可战胜的敌人》剧作结构、悬念节奏与视听解码.docx
+++ b/01_《三人行》全24集全流程标杆成品库/03_剧作结构、悬念节奏与视听解码/EP23_《三人行》第二十三集《不可战胜的敌人》剧作结构、悬念节奏与视听解码.docx
@@ -204,19 +204,8 @@
             <w:shd w:fill="1F3864"/>
           </w:tcPr>
           <w:p>
-            <w:pPr>
-              <w:spacing w:before="40" w:after="40" w:line="312" w:lineRule="auto"/>
-              <w:jc w:val="center"/>
-            </w:pPr>
-            <w:r/>
             <w:r>
-              <w:rPr>
-                <w:rFonts w:ascii="Arial" w:hAnsi="Arial" w:eastAsia="黑体"/>
-                <w:b/>
-                <w:color w:val="FFFFFF"/>
-                <w:sz w:val="19"/>
-              </w:rPr>
-              <w:t>核心道具 / 文字意象载体</w:t>
+              <w:t>当集核心道具 / 屏幕文字 / 微镜像载体</w:t>
             </w:r>
           </w:p>
         </w:tc>
@@ -233,1427 +222,164 @@
             <w:shd w:fill="1F3864"/>
           </w:tcPr>
           <w:p>
-            <w:pPr>
-              <w:spacing w:before="40" w:after="40" w:line="312" w:lineRule="auto"/>
-              <w:jc w:val="center"/>
-            </w:pPr>
-            <w:r/>
             <w:r>
-              <w:rPr>
-                <w:rFonts w:ascii="Arial" w:hAnsi="Arial" w:eastAsia="黑体"/>
-                <w:b/>
-                <w:color w:val="FFFFFF"/>
-                <w:sz w:val="19"/>
-              </w:rPr>
               <w:t>本集物理实证、微距文字原文与跨集因果闭环解析</w:t>
             </w:r>
           </w:p>
         </w:tc>
       </w:tr>
       <w:tr>
-        <w:trPr>
-          <w:cantSplit/>
-        </w:trPr>
         <w:tc>
           <w:tcPr>
-            <w:tcW w:type="dxa" w:w="3024"/>
-            <w:vAlign w:val="center"/>
+            <w:tcW w:type="dxa" w:w="5184"/>
             <w:tcMar>
-              <w:top w:w="105" w:type="dxa"/>
-              <w:bottom w:w="105" w:type="dxa"/>
-              <w:left w:w="145" w:type="dxa"/>
-              <w:right w:w="145" w:type="dxa"/>
+              <w:top w:w="70" w:type="dxa"/>
+              <w:bottom w:w="70" w:type="dxa"/>
+              <w:left w:w="100" w:type="dxa"/>
+              <w:right w:w="100" w:type="dxa"/>
             </w:tcMar>
+            <w:shd w:fill="FFFFFF"/>
           </w:tcPr>
           <w:p>
             <w:pPr>
-              <w:spacing w:before="40" w:after="40" w:line="341" w:lineRule="auto"/>
               <w:jc w:val="left"/>
             </w:pPr>
-            <w:r/>
             <w:r>
               <w:rPr>
-                <w:rFonts w:ascii="Times New Roman" w:hAnsi="Times New Roman" w:eastAsia="宋体"/>
+                <w:rFonts w:ascii="黑体" w:hAnsi="黑体"/>
                 <w:b/>
-                <w:color w:val="191919"/>
-                <w:sz w:val="19"/>
               </w:rPr>
-              <w:t>23-1　内/外　地下旧物仓库通道与冬夜雪林三角形铁架棚 — 夜</w:t>
+              <w:t>局部熵减修正红警屏、爆火花U盘与杂志社灰烬</w:t>
+              <w:br/>
+              <w:t>（23-5／23-15至23-19场）</w:t>
             </w:r>
           </w:p>
         </w:tc>
         <w:tc>
           <w:tcPr>
-            <w:tcW w:type="dxa" w:w="7344"/>
-            <w:vAlign w:val="center"/>
+            <w:tcW w:type="dxa" w:w="5184"/>
             <w:tcMar>
-              <w:top w:w="105" w:type="dxa"/>
-              <w:bottom w:w="105" w:type="dxa"/>
-              <w:left w:w="145" w:type="dxa"/>
-              <w:right w:w="145" w:type="dxa"/>
+              <w:top w:w="70" w:type="dxa"/>
+              <w:bottom w:w="70" w:type="dxa"/>
+              <w:left w:w="100" w:type="dxa"/>
+              <w:right w:w="100" w:type="dxa"/>
             </w:tcMar>
+            <w:shd w:fill="FFFFFF"/>
           </w:tcPr>
           <w:p>
             <w:pPr>
-              <w:spacing w:before="40" w:after="40" w:line="341" w:lineRule="auto"/>
               <w:jc w:val="left"/>
             </w:pPr>
-            <w:r/>
             <w:r>
               <w:rPr>
-                <w:rFonts w:ascii="Times New Roman" w:hAnsi="Times New Roman" w:eastAsia="宋体"/>
+                <w:rFonts w:ascii="宋体" w:hAnsi="宋体"/>
                 <w:b w:val="0"/>
-                <w:color w:val="191919"/>
-                <w:sz w:val="19"/>
               </w:rPr>
-              <w:t>【出场人物】高尚、赵左右、林开颜、荀未来</w:t>
-              <w:br/>
-              <w:t>【戏剧推进】片头龙标与“朝也 CHAO YE FILM”厂牌隐去。承接上集片尾，2008年冬夜昏暗的地下旧物仓库通道内，数名身穿黑色冲锋衣的2058年安保人员从前后两侧猛扑上来，围攻背靠背站立的四十一岁荀未来与十六岁赵左右！站在后方督战的2058年副总裁高尚（高总）抬手叮嘱手下： 哎，注意点，别太过，免得回去被问责。抓住就行。 混乱搏斗中，十六岁的赵左右眼疾手快地从废旧家具堆上抄起一根长木条，奋力横扫逼退眼前的黑衣保镖，朝着身旁的荀未来大喊：</w:t>
+              <w:t>82岁老年余博士启动“局部熵减时空修正”，2008年所有与未来人相关的物理痕迹（电脑U盘爆火花烧毁、未来杂志社突发大火化为灰烬）与全员记忆被强行抹除。</w:t>
             </w:r>
           </w:p>
         </w:tc>
       </w:tr>
       <w:tr>
-        <w:trPr>
-          <w:cantSplit/>
-        </w:trPr>
         <w:tc>
           <w:tcPr>
-            <w:tcW w:type="dxa" w:w="3024"/>
-            <w:vAlign w:val="center"/>
+            <w:tcW w:type="dxa" w:w="5184"/>
             <w:tcMar>
-              <w:top w:w="105" w:type="dxa"/>
-              <w:bottom w:w="105" w:type="dxa"/>
-              <w:left w:w="145" w:type="dxa"/>
-              <w:right w:w="145" w:type="dxa"/>
+              <w:top w:w="70" w:type="dxa"/>
+              <w:bottom w:w="70" w:type="dxa"/>
+              <w:left w:w="100" w:type="dxa"/>
+              <w:right w:w="100" w:type="dxa"/>
             </w:tcMar>
-            <w:shd w:fill="F7FAFC"/>
+            <w:shd w:fill="F5F7FA"/>
           </w:tcPr>
           <w:p>
             <w:pPr>
-              <w:spacing w:before="40" w:after="40" w:line="341" w:lineRule="auto"/>
               <w:jc w:val="left"/>
             </w:pPr>
-            <w:r/>
             <w:r>
               <w:rPr>
-                <w:rFonts w:ascii="Times New Roman" w:hAnsi="Times New Roman" w:eastAsia="宋体"/>
+                <w:rFonts w:ascii="黑体" w:hAnsi="黑体"/>
                 <w:b/>
-                <w:color w:val="191919"/>
-                <w:sz w:val="19"/>
               </w:rPr>
-              <w:t>23-2　外/内　片头曲《三人行》（OP） — 日/夜</w:t>
+              <w:t>后街麻辣烫店四重时空同桌的磁州白莲藕</w:t>
+              <w:br/>
+              <w:t>（23-6场）</w:t>
             </w:r>
           </w:p>
         </w:tc>
         <w:tc>
           <w:tcPr>
-            <w:tcW w:type="dxa" w:w="7344"/>
-            <w:vAlign w:val="center"/>
+            <w:tcW w:type="dxa" w:w="5184"/>
             <w:tcMar>
-              <w:top w:w="105" w:type="dxa"/>
-              <w:bottom w:w="105" w:type="dxa"/>
-              <w:left w:w="145" w:type="dxa"/>
-              <w:right w:w="145" w:type="dxa"/>
+              <w:top w:w="70" w:type="dxa"/>
+              <w:bottom w:w="70" w:type="dxa"/>
+              <w:left w:w="100" w:type="dxa"/>
+              <w:right w:w="100" w:type="dxa"/>
             </w:tcMar>
-            <w:shd w:fill="F7FAFC"/>
+            <w:shd w:fill="F5F7FA"/>
           </w:tcPr>
           <w:p>
             <w:pPr>
-              <w:spacing w:before="40" w:after="40" w:line="341" w:lineRule="auto"/>
               <w:jc w:val="left"/>
             </w:pPr>
-            <w:r/>
             <w:r>
               <w:rPr>
-                <w:rFonts w:ascii="Times New Roman" w:hAnsi="Times New Roman" w:eastAsia="宋体"/>
+                <w:rFonts w:ascii="宋体" w:hAnsi="宋体"/>
                 <w:b w:val="0"/>
-                <w:color w:val="191919"/>
-                <w:sz w:val="19"/>
               </w:rPr>
-              <w:t>【出场人物】环境/意象叙事</w:t>
-              <w:br/>
-              <w:t>【戏剧推进】片头音乐响起，三个年龄段的赵左右在交错的时空漩涡中次第闪现，定格于《三人行》片名标识。</w:t>
+              <w:t>荀未来在被捕前走进后街麻辣烫店点餐“别放土豆，多加藕”，舒老板揭晓“几个月前有个美女来也要求多加藕片，幸亏有个老顾客空运来一袋磁州白莲藕”；镜头180度环摇完成1998、2008、2033、2058四重时空叠影同桌。</w:t>
             </w:r>
           </w:p>
         </w:tc>
       </w:tr>
       <w:tr>
-        <w:trPr>
-          <w:cantSplit/>
-        </w:trPr>
         <w:tc>
           <w:tcPr>
-            <w:tcW w:type="dxa" w:w="3024"/>
-            <w:vAlign w:val="center"/>
+            <w:tcW w:type="dxa" w:w="5184"/>
             <w:tcMar>
-              <w:top w:w="105" w:type="dxa"/>
-              <w:bottom w:w="105" w:type="dxa"/>
-              <w:left w:w="145" w:type="dxa"/>
-              <w:right w:w="145" w:type="dxa"/>
+              <w:top w:w="70" w:type="dxa"/>
+              <w:bottom w:w="70" w:type="dxa"/>
+              <w:left w:w="100" w:type="dxa"/>
+              <w:right w:w="100" w:type="dxa"/>
             </w:tcMar>
+            <w:shd w:fill="FFFFFF"/>
           </w:tcPr>
           <w:p>
             <w:pPr>
-              <w:spacing w:before="40" w:after="40" w:line="341" w:lineRule="auto"/>
               <w:jc w:val="left"/>
             </w:pPr>
-            <w:r/>
             <w:r>
               <w:rPr>
-                <w:rFonts w:ascii="Times New Roman" w:hAnsi="Times New Roman" w:eastAsia="宋体"/>
+                <w:rFonts w:ascii="黑体" w:hAnsi="黑体"/>
                 <w:b/>
-                <w:color w:val="191919"/>
-                <w:sz w:val="19"/>
               </w:rPr>
-              <w:t>23-3　外/内　远郊荒村破瓦房小院与室内 — 夜</w:t>
+              <w:t>2058走廊的30分钟时间差与大巴车孤勇独白</w:t>
+              <w:br/>
+              <w:t>（23-18至23-24场）</w:t>
             </w:r>
           </w:p>
         </w:tc>
         <w:tc>
           <w:tcPr>
-            <w:tcW w:type="dxa" w:w="7344"/>
-            <w:vAlign w:val="center"/>
+            <w:tcW w:type="dxa" w:w="5184"/>
             <w:tcMar>
-              <w:top w:w="105" w:type="dxa"/>
-              <w:bottom w:w="105" w:type="dxa"/>
-              <w:left w:w="145" w:type="dxa"/>
-              <w:right w:w="145" w:type="dxa"/>
+              <w:top w:w="70" w:type="dxa"/>
+              <w:bottom w:w="70" w:type="dxa"/>
+              <w:left w:w="100" w:type="dxa"/>
+              <w:right w:w="100" w:type="dxa"/>
             </w:tcMar>
+            <w:shd w:fill="FFFFFF"/>
           </w:tcPr>
           <w:p>
             <w:pPr>
-              <w:spacing w:before="40" w:after="40" w:line="341" w:lineRule="auto"/>
               <w:jc w:val="left"/>
             </w:pPr>
-            <w:r/>
             <w:r>
               <w:rPr>
-                <w:rFonts w:ascii="Times New Roman" w:hAnsi="Times New Roman" w:eastAsia="宋体"/>
+                <w:rFonts w:ascii="宋体" w:hAnsi="宋体"/>
                 <w:b w:val="0"/>
-                <w:color w:val="191919"/>
-                <w:sz w:val="19"/>
               </w:rPr>
-              <w:t>【出场人物】赵左右、荀未来</w:t>
-              <w:br/>
-              <w:t>【戏剧推进】夜空悬挂着一轮孤寂的半月，出租车驶过荒凉的郊外雪路。画面浮现本集片名花字：第 23 集 不可战胜的敌人。十六岁的赵左右推开远郊荒村小院的铁栅栏门，一边往里走一边拿着手机给母亲刘美奕报平安掩饰行踪。 没事妈，我在爱文家玩呢，晚点回来。 挂断电话后，赵左右跟着荀未来穿过狭长昏暗的砖墙走廊，走进那间糊满旧报纸与老挂历的破旧瓦房。赵左右环顾着家徒四壁的房间，咂舌感叹。</w:t>
-            </w:r>
-          </w:p>
-        </w:tc>
-      </w:tr>
-      <w:tr>
-        <w:trPr>
-          <w:cantSplit/>
-        </w:trPr>
-        <w:tc>
-          <w:tcPr>
-            <w:tcW w:type="dxa" w:w="3024"/>
-            <w:vAlign w:val="center"/>
-            <w:tcMar>
-              <w:top w:w="105" w:type="dxa"/>
-              <w:bottom w:w="105" w:type="dxa"/>
-              <w:left w:w="145" w:type="dxa"/>
-              <w:right w:w="145" w:type="dxa"/>
-            </w:tcMar>
-            <w:shd w:fill="F7FAFC"/>
-          </w:tcPr>
-          <w:p>
-            <w:pPr>
-              <w:spacing w:before="40" w:after="40" w:line="341" w:lineRule="auto"/>
-              <w:jc w:val="left"/>
-            </w:pPr>
-            <w:r/>
-            <w:r>
-              <w:rPr>
-                <w:rFonts w:ascii="Times New Roman" w:hAnsi="Times New Roman" w:eastAsia="宋体"/>
-                <w:b/>
-                <w:color w:val="191919"/>
-                <w:sz w:val="19"/>
-              </w:rPr>
-              <w:t>23-4　内　八中后街砂锅麻辣烫店与地下旧物仓库电话亭外 — 日</w:t>
-            </w:r>
-          </w:p>
-        </w:tc>
-        <w:tc>
-          <w:tcPr>
-            <w:tcW w:type="dxa" w:w="7344"/>
-            <w:vAlign w:val="center"/>
-            <w:tcMar>
-              <w:top w:w="105" w:type="dxa"/>
-              <w:bottom w:w="105" w:type="dxa"/>
-              <w:left w:w="145" w:type="dxa"/>
-              <w:right w:w="145" w:type="dxa"/>
-            </w:tcMar>
-            <w:shd w:fill="F7FAFC"/>
-          </w:tcPr>
-          <w:p>
-            <w:pPr>
-              <w:spacing w:before="40" w:after="40" w:line="341" w:lineRule="auto"/>
-              <w:jc w:val="left"/>
-            </w:pPr>
-            <w:r/>
-            <w:r>
-              <w:rPr>
-                <w:rFonts w:ascii="Times New Roman" w:hAnsi="Times New Roman" w:eastAsia="宋体"/>
-                <w:b w:val="0"/>
-                <w:color w:val="191919"/>
-                <w:sz w:val="19"/>
-              </w:rPr>
-              <w:t>【出场人物】荀未来、舒老板、高尚、赵左右</w:t>
-              <w:br/>
-              <w:t>【戏剧推进】次日白天，八中后街那家熟悉的砂锅麻辣烫小店里热气氤氲。身穿黑色毛呢大衣、系着草绿色围巾的四十一岁荀未来掀开塑料防风门帘走了进来。系着蓝色围裙的舒老板热情地迎上前递上菜单：“一位哈？随便坐，随便坐，看看吃点什么。” 荀未来在靠窗的木桌旁坐下，指着菜单点了自己和舒图最爱吃的食物。 这个，直接上三盘，别放土豆，多加藕。</w:t>
-            </w:r>
-          </w:p>
-        </w:tc>
-      </w:tr>
-      <w:tr>
-        <w:trPr>
-          <w:cantSplit/>
-        </w:trPr>
-        <w:tc>
-          <w:tcPr>
-            <w:tcW w:type="dxa" w:w="3024"/>
-            <w:vAlign w:val="center"/>
-            <w:tcMar>
-              <w:top w:w="105" w:type="dxa"/>
-              <w:bottom w:w="105" w:type="dxa"/>
-              <w:left w:w="145" w:type="dxa"/>
-              <w:right w:w="145" w:type="dxa"/>
-            </w:tcMar>
-          </w:tcPr>
-          <w:p>
-            <w:pPr>
-              <w:spacing w:before="40" w:after="40" w:line="341" w:lineRule="auto"/>
-              <w:jc w:val="left"/>
-            </w:pPr>
-            <w:r/>
-            <w:r>
-              <w:rPr>
-                <w:rFonts w:ascii="Times New Roman" w:hAnsi="Times New Roman" w:eastAsia="宋体"/>
-                <w:b/>
-                <w:color w:val="191919"/>
-                <w:sz w:val="19"/>
-              </w:rPr>
-              <w:t>23-5　内　2058人生无限公司走廊·高尚办公室·2008旧物仓库与2058控制室及通风管 — 日</w:t>
-            </w:r>
-          </w:p>
-        </w:tc>
-        <w:tc>
-          <w:tcPr>
-            <w:tcW w:type="dxa" w:w="7344"/>
-            <w:vAlign w:val="center"/>
-            <w:tcMar>
-              <w:top w:w="105" w:type="dxa"/>
-              <w:bottom w:w="105" w:type="dxa"/>
-              <w:left w:w="145" w:type="dxa"/>
-              <w:right w:w="145" w:type="dxa"/>
-            </w:tcMar>
-          </w:tcPr>
-          <w:p>
-            <w:pPr>
-              <w:spacing w:before="40" w:after="40" w:line="341" w:lineRule="auto"/>
-              <w:jc w:val="left"/>
-            </w:pPr>
-            <w:r/>
-            <w:r>
-              <w:rPr>
-                <w:rFonts w:ascii="Times New Roman" w:hAnsi="Times New Roman" w:eastAsia="宋体"/>
-                <w:b w:val="0"/>
-                <w:color w:val="191919"/>
-                <w:sz w:val="19"/>
-              </w:rPr>
-              <w:t>【出场人物】荀未来、林开颜、赵了、老年余博士、搬运工人、赵左右</w:t>
-              <w:br/>
-              <w:t>【戏剧推进】公元2058年，“人生（无限）有限公司”五楼科技感十足的纯白走廊内，墙面导览牌清晰标示着：【`5F 供电站 能源管理中心`】。高尚带着黑衣保镖押送四十一岁的荀未来走过办公区，迎面正巧遇上抱着离职纸箱、被公司开除的小雪（林开颜）！ 荀未来眼珠一转，在擦肩而过的瞬间故意停下脚步，指着小雪的鼻子破口大骂，将“三十分钟”的暗号精准夹带在辱骂声中！ 活该丢工作，什么忙都帮不上，猪队友！老子最多给你打三十分！</w:t>
-            </w:r>
-          </w:p>
-        </w:tc>
-      </w:tr>
-      <w:tr>
-        <w:trPr>
-          <w:cantSplit/>
-        </w:trPr>
-        <w:tc>
-          <w:tcPr>
-            <w:tcW w:type="dxa" w:w="3024"/>
-            <w:vAlign w:val="center"/>
-            <w:tcMar>
-              <w:top w:w="105" w:type="dxa"/>
-              <w:bottom w:w="105" w:type="dxa"/>
-              <w:left w:w="145" w:type="dxa"/>
-              <w:right w:w="145" w:type="dxa"/>
-            </w:tcMar>
-            <w:shd w:fill="F7FAFC"/>
-          </w:tcPr>
-          <w:p>
-            <w:pPr>
-              <w:spacing w:before="40" w:after="40" w:line="341" w:lineRule="auto"/>
-              <w:jc w:val="left"/>
-            </w:pPr>
-            <w:r/>
-            <w:r>
-              <w:rPr>
-                <w:rFonts w:ascii="Times New Roman" w:hAnsi="Times New Roman" w:eastAsia="宋体"/>
-                <w:b/>
-                <w:color w:val="191919"/>
-                <w:sz w:val="19"/>
-              </w:rPr>
-              <w:t>23-6　外/内　2008林海雪原电话亭·老居民楼道与501室·高二（2）班教室与微机室·杂志社火灾废墟与雪夜串串香餐车 — 日/夜</w:t>
-            </w:r>
-          </w:p>
-        </w:tc>
-        <w:tc>
-          <w:tcPr>
-            <w:tcW w:type="dxa" w:w="7344"/>
-            <w:vAlign w:val="center"/>
-            <w:tcMar>
-              <w:top w:w="105" w:type="dxa"/>
-              <w:bottom w:w="105" w:type="dxa"/>
-              <w:left w:w="145" w:type="dxa"/>
-              <w:right w:w="145" w:type="dxa"/>
-            </w:tcMar>
-            <w:shd w:fill="F7FAFC"/>
-          </w:tcPr>
-          <w:p>
-            <w:pPr>
-              <w:spacing w:before="40" w:after="40" w:line="341" w:lineRule="auto"/>
-              <w:jc w:val="left"/>
-            </w:pPr>
-            <w:r/>
-            <w:r>
-              <w:rPr>
-                <w:rFonts w:ascii="Times New Roman" w:hAnsi="Times New Roman" w:eastAsia="宋体"/>
-                <w:b w:val="0"/>
-                <w:color w:val="191919"/>
-                <w:sz w:val="19"/>
-              </w:rPr>
-              <w:t>【出场人物】赵左右、房东张叔、刘美奕、赵东来、王一漫、罗爱文</w:t>
-              <w:br/>
-              <w:t>【戏剧推进】公元2008年，阳光穿透白雪皑皑的林海雪原，画面中央浮现出冰冷的特效数字：【`时空修正 82%`】。十六岁的赵左右推开蓝色公用电话亭的门走了出来，踩在厚厚的积雪上环顾四周明朗的街景，疑惑地喃喃自语： 修正了什么啊……好像什么也没变啊。 然而当赵左右走回自家老居民楼水泥楼梯间时，迎面正巧看见母亲刘美奕正与五零二室真正的房东张叔站在门口寒暄。张叔乐呵呵地说北京生意不好做，准备把这套老房子收回来自己住。赵左右走上前打了声招呼（“张叔”），随口……</w:t>
-            </w:r>
-          </w:p>
-        </w:tc>
-      </w:tr>
-      <w:tr>
-        <w:trPr>
-          <w:cantSplit/>
-        </w:trPr>
-        <w:tc>
-          <w:tcPr>
-            <w:tcW w:type="dxa" w:w="3024"/>
-            <w:vAlign w:val="center"/>
-            <w:tcMar>
-              <w:top w:w="105" w:type="dxa"/>
-              <w:bottom w:w="105" w:type="dxa"/>
-              <w:left w:w="145" w:type="dxa"/>
-              <w:right w:w="145" w:type="dxa"/>
-            </w:tcMar>
-          </w:tcPr>
-          <w:p>
-            <w:pPr>
-              <w:spacing w:before="40" w:after="40" w:line="341" w:lineRule="auto"/>
-              <w:jc w:val="left"/>
-            </w:pPr>
-            <w:r/>
-            <w:r>
-              <w:rPr>
-                <w:rFonts w:ascii="Times New Roman" w:hAnsi="Times New Roman" w:eastAsia="宋体"/>
-                <w:b/>
-                <w:color w:val="191919"/>
-                <w:sz w:val="19"/>
-              </w:rPr>
-              <w:t>地下旧物仓库16岁赵左右抄起长木条与荀未来、小雪突围</w:t>
-              <w:br/>
-              <w:t>（场次：第23-1场）</w:t>
-            </w:r>
-          </w:p>
-        </w:tc>
-        <w:tc>
-          <w:tcPr>
-            <w:tcW w:type="dxa" w:w="7344"/>
-            <w:vAlign w:val="center"/>
-            <w:tcMar>
-              <w:top w:w="105" w:type="dxa"/>
-              <w:bottom w:w="105" w:type="dxa"/>
-              <w:left w:w="145" w:type="dxa"/>
-              <w:right w:w="145" w:type="dxa"/>
-            </w:tcMar>
-          </w:tcPr>
-          <w:p>
-            <w:pPr>
-              <w:spacing w:before="40" w:after="40" w:line="341" w:lineRule="auto"/>
-              <w:jc w:val="left"/>
-            </w:pPr>
-            <w:r/>
-            <w:r>
-              <w:rPr>
-                <w:rFonts w:ascii="Times New Roman" w:hAnsi="Times New Roman" w:eastAsia="宋体"/>
-                <w:b w:val="0"/>
-                <w:color w:val="191919"/>
-                <w:sz w:val="19"/>
-              </w:rPr>
-              <w:t>【原片微距文字与物理特征实证】承接EP22片尾，赵左右抄起长木条横扫2058年黑衣保镖，在小雪掩护下与荀未来冲出仓库卷帘门。</w:t>
-            </w:r>
-          </w:p>
-        </w:tc>
-      </w:tr>
-      <w:tr>
-        <w:trPr>
-          <w:cantSplit/>
-        </w:trPr>
-        <w:tc>
-          <w:tcPr>
-            <w:tcW w:type="dxa" w:w="3024"/>
-            <w:vAlign w:val="center"/>
-            <w:tcMar>
-              <w:top w:w="105" w:type="dxa"/>
-              <w:bottom w:w="105" w:type="dxa"/>
-              <w:left w:w="145" w:type="dxa"/>
-              <w:right w:w="145" w:type="dxa"/>
-            </w:tcMar>
-            <w:shd w:fill="F7FAFC"/>
-          </w:tcPr>
-          <w:p>
-            <w:pPr>
-              <w:spacing w:before="40" w:after="40" w:line="341" w:lineRule="auto"/>
-              <w:jc w:val="left"/>
-            </w:pPr>
-            <w:r/>
-            <w:r>
-              <w:rPr>
-                <w:rFonts w:ascii="Times New Roman" w:hAnsi="Times New Roman" w:eastAsia="宋体"/>
-                <w:b/>
-                <w:color w:val="191919"/>
-                <w:sz w:val="19"/>
-              </w:rPr>
-              <w:t>小雪化作白色光粒被强制召回2058年、员工身份证掉落雪地</w:t>
-              <w:br/>
-              <w:t>（场次：第23-1场）</w:t>
-            </w:r>
-          </w:p>
-        </w:tc>
-        <w:tc>
-          <w:tcPr>
-            <w:tcW w:type="dxa" w:w="7344"/>
-            <w:vAlign w:val="center"/>
-            <w:tcMar>
-              <w:top w:w="105" w:type="dxa"/>
-              <w:bottom w:w="105" w:type="dxa"/>
-              <w:left w:w="145" w:type="dxa"/>
-              <w:right w:w="145" w:type="dxa"/>
-            </w:tcMar>
-            <w:shd w:fill="F7FAFC"/>
-          </w:tcPr>
-          <w:p>
-            <w:pPr>
-              <w:spacing w:before="40" w:after="40" w:line="341" w:lineRule="auto"/>
-              <w:jc w:val="left"/>
-            </w:pPr>
-            <w:r/>
-            <w:r>
-              <w:rPr>
-                <w:rFonts w:ascii="Times New Roman" w:hAnsi="Times New Roman" w:eastAsia="宋体"/>
-                <w:b w:val="0"/>
-                <w:color w:val="191919"/>
-                <w:sz w:val="19"/>
-              </w:rPr>
-              <w:t>【原片微距文字与物理特征实证】小雪在雪林铁架棚下交代完信号屏蔽与时空修正危机后，刚掏出身份证便化作白色光粒被强制召回，身份证落在雪地上。</w:t>
-            </w:r>
-          </w:p>
-        </w:tc>
-      </w:tr>
-      <w:tr>
-        <w:trPr>
-          <w:cantSplit/>
-        </w:trPr>
-        <w:tc>
-          <w:tcPr>
-            <w:tcW w:type="dxa" w:w="3024"/>
-            <w:vAlign w:val="center"/>
-            <w:tcMar>
-              <w:top w:w="105" w:type="dxa"/>
-              <w:bottom w:w="105" w:type="dxa"/>
-              <w:left w:w="145" w:type="dxa"/>
-              <w:right w:w="145" w:type="dxa"/>
-            </w:tcMar>
-          </w:tcPr>
-          <w:p>
-            <w:pPr>
-              <w:spacing w:before="40" w:after="40" w:line="341" w:lineRule="auto"/>
-              <w:jc w:val="left"/>
-            </w:pPr>
-            <w:r/>
-            <w:r>
-              <w:rPr>
-                <w:rFonts w:ascii="Times New Roman" w:hAnsi="Times New Roman" w:eastAsia="宋体"/>
-                <w:b/>
-                <w:color w:val="191919"/>
-                <w:sz w:val="19"/>
-              </w:rPr>
-              <w:t>远郊荒村夜色下浮现本集片名花字《第 23 集 不可战胜的敌人》</w:t>
-              <w:br/>
-              <w:t>（场次：第23-3场）</w:t>
-            </w:r>
-          </w:p>
-        </w:tc>
-        <w:tc>
-          <w:tcPr>
-            <w:tcW w:type="dxa" w:w="7344"/>
-            <w:vAlign w:val="center"/>
-            <w:tcMar>
-              <w:top w:w="105" w:type="dxa"/>
-              <w:bottom w:w="105" w:type="dxa"/>
-              <w:left w:w="145" w:type="dxa"/>
-              <w:right w:w="145" w:type="dxa"/>
-            </w:tcMar>
-          </w:tcPr>
-          <w:p>
-            <w:pPr>
-              <w:spacing w:before="40" w:after="40" w:line="341" w:lineRule="auto"/>
-              <w:jc w:val="left"/>
-            </w:pPr>
-            <w:r/>
-            <w:r>
-              <w:rPr>
-                <w:rFonts w:ascii="Times New Roman" w:hAnsi="Times New Roman" w:eastAsia="宋体"/>
-                <w:b w:val="0"/>
-                <w:color w:val="191919"/>
-                <w:sz w:val="19"/>
-              </w:rPr>
-              <w:t>【原片微距文字与物理特征实证】“不可战胜的敌人”即拥有纠偏机制的“时间秩序/时空修正”本身——人类无法战胜时间的抹除，唯有靠铭记跨越时间。</w:t>
-            </w:r>
-          </w:p>
-        </w:tc>
-      </w:tr>
-      <w:tr>
-        <w:trPr>
-          <w:cantSplit/>
-        </w:trPr>
-        <w:tc>
-          <w:tcPr>
-            <w:tcW w:type="dxa" w:w="3024"/>
-            <w:vAlign w:val="center"/>
-            <w:tcMar>
-              <w:top w:w="105" w:type="dxa"/>
-              <w:bottom w:w="105" w:type="dxa"/>
-              <w:left w:w="145" w:type="dxa"/>
-              <w:right w:w="145" w:type="dxa"/>
-            </w:tcMar>
-            <w:shd w:fill="F7FAFC"/>
-          </w:tcPr>
-          <w:p>
-            <w:pPr>
-              <w:spacing w:before="40" w:after="40" w:line="341" w:lineRule="auto"/>
-              <w:jc w:val="left"/>
-            </w:pPr>
-            <w:r/>
-            <w:r>
-              <w:rPr>
-                <w:rFonts w:ascii="Times New Roman" w:hAnsi="Times New Roman" w:eastAsia="宋体"/>
-                <w:b/>
-                <w:color w:val="191919"/>
-                <w:sz w:val="19"/>
-              </w:rPr>
-              <w:t>八中后街砂锅麻辣烫店同桌四重时空叠影与磁州白莲藕</w:t>
-              <w:br/>
-              <w:t>（场次：第23-4场）</w:t>
-            </w:r>
-          </w:p>
-        </w:tc>
-        <w:tc>
-          <w:tcPr>
-            <w:tcW w:type="dxa" w:w="7344"/>
-            <w:vAlign w:val="center"/>
-            <w:tcMar>
-              <w:top w:w="105" w:type="dxa"/>
-              <w:bottom w:w="105" w:type="dxa"/>
-              <w:left w:w="145" w:type="dxa"/>
-              <w:right w:w="145" w:type="dxa"/>
-            </w:tcMar>
-            <w:shd w:fill="F7FAFC"/>
-          </w:tcPr>
-          <w:p>
-            <w:pPr>
-              <w:spacing w:before="40" w:after="40" w:line="341" w:lineRule="auto"/>
-              <w:jc w:val="left"/>
-            </w:pPr>
-            <w:r/>
-            <w:r>
-              <w:rPr>
-                <w:rFonts w:ascii="Times New Roman" w:hAnsi="Times New Roman" w:eastAsia="宋体"/>
-                <w:b w:val="0"/>
-                <w:color w:val="191919"/>
-                <w:sz w:val="19"/>
-              </w:rPr>
-              <w:t>【原片微距文字与物理特征实证】荀未来点餐“多加藕”，舒老板提及白莲藕产自磁州、几个月前成年舒图也来多加藕片且年底回磁州开店，同桌浮现四重时空叠影。</w:t>
-            </w:r>
-          </w:p>
-        </w:tc>
-      </w:tr>
-      <w:tr>
-        <w:trPr>
-          <w:cantSplit/>
-        </w:trPr>
-        <w:tc>
-          <w:tcPr>
-            <w:tcW w:type="dxa" w:w="3024"/>
-            <w:vAlign w:val="center"/>
-            <w:tcMar>
-              <w:top w:w="105" w:type="dxa"/>
-              <w:bottom w:w="105" w:type="dxa"/>
-              <w:left w:w="145" w:type="dxa"/>
-              <w:right w:w="145" w:type="dxa"/>
-            </w:tcMar>
-          </w:tcPr>
-          <w:p>
-            <w:pPr>
-              <w:spacing w:before="40" w:after="40" w:line="341" w:lineRule="auto"/>
-              <w:jc w:val="left"/>
-            </w:pPr>
-            <w:r/>
-            <w:r>
-              <w:rPr>
-                <w:rFonts w:ascii="Times New Roman" w:hAnsi="Times New Roman" w:eastAsia="宋体"/>
-                <w:b/>
-                <w:color w:val="191919"/>
-                <w:sz w:val="19"/>
-              </w:rPr>
-              <w:t>旧物仓库16岁赵左右手腕卡西欧电子表30分钟倒计时（0:29:56）</w:t>
-              <w:br/>
-              <w:t>（场次：第23-4场）</w:t>
-            </w:r>
-          </w:p>
-        </w:tc>
-        <w:tc>
-          <w:tcPr>
-            <w:tcW w:type="dxa" w:w="7344"/>
-            <w:vAlign w:val="center"/>
-            <w:tcMar>
-              <w:top w:w="105" w:type="dxa"/>
-              <w:bottom w:w="105" w:type="dxa"/>
-              <w:left w:w="145" w:type="dxa"/>
-              <w:right w:w="145" w:type="dxa"/>
-            </w:tcMar>
-          </w:tcPr>
-          <w:p>
-            <w:pPr>
-              <w:spacing w:before="40" w:after="40" w:line="341" w:lineRule="auto"/>
-              <w:jc w:val="left"/>
-            </w:pPr>
-            <w:r/>
-            <w:r>
-              <w:rPr>
-                <w:rFonts w:ascii="Times New Roman" w:hAnsi="Times New Roman" w:eastAsia="宋体"/>
-                <w:b w:val="0"/>
-                <w:color w:val="191919"/>
-                <w:sz w:val="19"/>
-              </w:rPr>
-              <w:t>【原片微距文字与物理特征实证】荀未来被高尚带进电话亭前回头传递30分钟手势，暗处的赵左右按下黑色电子表倒计时（0:29:56）。</w:t>
-            </w:r>
-          </w:p>
-        </w:tc>
-      </w:tr>
-      <w:tr>
-        <w:trPr>
-          <w:cantSplit/>
-        </w:trPr>
-        <w:tc>
-          <w:tcPr>
-            <w:tcW w:type="dxa" w:w="3024"/>
-            <w:vAlign w:val="center"/>
-            <w:tcMar>
-              <w:top w:w="105" w:type="dxa"/>
-              <w:bottom w:w="105" w:type="dxa"/>
-              <w:left w:w="145" w:type="dxa"/>
-              <w:right w:w="145" w:type="dxa"/>
-            </w:tcMar>
-            <w:shd w:fill="F7FAFC"/>
-          </w:tcPr>
-          <w:p>
-            <w:pPr>
-              <w:spacing w:before="40" w:after="40" w:line="341" w:lineRule="auto"/>
-              <w:jc w:val="left"/>
-            </w:pPr>
-            <w:r/>
-            <w:r>
-              <w:rPr>
-                <w:rFonts w:ascii="Times New Roman" w:hAnsi="Times New Roman" w:eastAsia="宋体"/>
-                <w:b/>
-                <w:color w:val="191919"/>
-                <w:sz w:val="19"/>
-              </w:rPr>
-              <w:t>2058年人生无限公司五楼墙面导览牌【5F 供电站 能源管理中心】</w:t>
-              <w:br/>
-              <w:t>（场次：第23-5场）</w:t>
-            </w:r>
-          </w:p>
-        </w:tc>
-        <w:tc>
-          <w:tcPr>
-            <w:tcW w:type="dxa" w:w="7344"/>
-            <w:vAlign w:val="center"/>
-            <w:tcMar>
-              <w:top w:w="105" w:type="dxa"/>
-              <w:bottom w:w="105" w:type="dxa"/>
-              <w:left w:w="145" w:type="dxa"/>
-              <w:right w:w="145" w:type="dxa"/>
-            </w:tcMar>
-            <w:shd w:fill="F7FAFC"/>
-          </w:tcPr>
-          <w:p>
-            <w:pPr>
-              <w:spacing w:before="40" w:after="40" w:line="341" w:lineRule="auto"/>
-              <w:jc w:val="left"/>
-            </w:pPr>
-            <w:r/>
-            <w:r>
-              <w:rPr>
-                <w:rFonts w:ascii="Times New Roman" w:hAnsi="Times New Roman" w:eastAsia="宋体"/>
-                <w:b w:val="0"/>
-                <w:color w:val="191919"/>
-                <w:sz w:val="19"/>
-              </w:rPr>
-              <w:t>【原片微距文字与物理特征实证】荀未来被押过五楼走廊时瞥见“5F 供电站 能源管理中心”导览牌，并故意骂离职的小雪“最多给你打三十分”传递暗号。</w:t>
-            </w:r>
-          </w:p>
-        </w:tc>
-      </w:tr>
-      <w:tr>
-        <w:trPr>
-          <w:cantSplit/>
-        </w:trPr>
-        <w:tc>
-          <w:tcPr>
-            <w:tcW w:type="dxa" w:w="3024"/>
-            <w:vAlign w:val="center"/>
-            <w:tcMar>
-              <w:top w:w="105" w:type="dxa"/>
-              <w:bottom w:w="105" w:type="dxa"/>
-              <w:left w:w="145" w:type="dxa"/>
-              <w:right w:w="145" w:type="dxa"/>
-            </w:tcMar>
-          </w:tcPr>
-          <w:p>
-            <w:pPr>
-              <w:spacing w:before="40" w:after="40" w:line="341" w:lineRule="auto"/>
-              <w:jc w:val="left"/>
-            </w:pPr>
-            <w:r/>
-            <w:r>
-              <w:rPr>
-                <w:rFonts w:ascii="Times New Roman" w:hAnsi="Times New Roman" w:eastAsia="宋体"/>
-                <w:b/>
-                <w:color w:val="191919"/>
-                <w:sz w:val="19"/>
-              </w:rPr>
-              <w:t>赵左右刷小雪工号58003卡按0返程、搬运工拉开空电话亭惊呼</w:t>
-              <w:br/>
-              <w:t>（场次：第23-5场）</w:t>
-            </w:r>
-          </w:p>
-        </w:tc>
-        <w:tc>
-          <w:tcPr>
-            <w:tcW w:type="dxa" w:w="7344"/>
-            <w:vAlign w:val="center"/>
-            <w:tcMar>
-              <w:top w:w="105" w:type="dxa"/>
-              <w:bottom w:w="105" w:type="dxa"/>
-              <w:left w:w="145" w:type="dxa"/>
-              <w:right w:w="145" w:type="dxa"/>
-            </w:tcMar>
-          </w:tcPr>
-          <w:p>
-            <w:pPr>
-              <w:spacing w:before="40" w:after="40" w:line="341" w:lineRule="auto"/>
-              <w:jc w:val="left"/>
-            </w:pPr>
-            <w:r/>
-            <w:r>
-              <w:rPr>
-                <w:rFonts w:ascii="Times New Roman" w:hAnsi="Times New Roman" w:eastAsia="宋体"/>
-                <w:b w:val="0"/>
-                <w:color w:val="191919"/>
-                <w:sz w:val="19"/>
-              </w:rPr>
-              <w:t>【原片微距文字与物理特征实证】赵左右以“考魔术变消失术”忽悠搬运工人，钻进电话亭刷58003员工卡按0消失，门外工人拉门见空亭惊呼“应该上春晚”！</w:t>
-            </w:r>
-          </w:p>
-        </w:tc>
-      </w:tr>
-      <w:tr>
-        <w:trPr>
-          <w:cantSplit/>
-        </w:trPr>
-        <w:tc>
-          <w:tcPr>
-            <w:tcW w:type="dxa" w:w="3024"/>
-            <w:vAlign w:val="center"/>
-            <w:tcMar>
-              <w:top w:w="105" w:type="dxa"/>
-              <w:bottom w:w="105" w:type="dxa"/>
-              <w:left w:w="145" w:type="dxa"/>
-              <w:right w:w="145" w:type="dxa"/>
-            </w:tcMar>
-            <w:shd w:fill="F7FAFC"/>
-          </w:tcPr>
-          <w:p>
-            <w:pPr>
-              <w:spacing w:before="40" w:after="40" w:line="341" w:lineRule="auto"/>
-              <w:jc w:val="left"/>
-            </w:pPr>
-            <w:r/>
-            <w:r>
-              <w:rPr>
-                <w:rFonts w:ascii="Times New Roman" w:hAnsi="Times New Roman" w:eastAsia="宋体"/>
-                <w:b/>
-                <w:color w:val="191919"/>
-                <w:sz w:val="19"/>
-              </w:rPr>
-              <w:t>2058控制室老年余博士按Enter启动【时空修正程序（0%-&gt;1%）】</w:t>
-              <w:br/>
-              <w:t>（场次：第23-5场）</w:t>
-            </w:r>
-          </w:p>
-        </w:tc>
-        <w:tc>
-          <w:tcPr>
-            <w:tcW w:type="dxa" w:w="7344"/>
-            <w:vAlign w:val="center"/>
-            <w:tcMar>
-              <w:top w:w="105" w:type="dxa"/>
-              <w:bottom w:w="105" w:type="dxa"/>
-              <w:left w:w="145" w:type="dxa"/>
-              <w:right w:w="145" w:type="dxa"/>
-            </w:tcMar>
-            <w:shd w:fill="F7FAFC"/>
-          </w:tcPr>
-          <w:p>
-            <w:pPr>
-              <w:spacing w:before="40" w:after="40" w:line="341" w:lineRule="auto"/>
-              <w:jc w:val="left"/>
-            </w:pPr>
-            <w:r/>
-            <w:r>
-              <w:rPr>
-                <w:rFonts w:ascii="Times New Roman" w:hAnsi="Times New Roman" w:eastAsia="宋体"/>
-                <w:b w:val="0"/>
-                <w:color w:val="191919"/>
-                <w:sz w:val="19"/>
-              </w:rPr>
-              <w:t>【原片微距文字与物理特征实证】电脑屏幕显示“正在启动时空修正程序｜正在读取备份 9%...61%”，余博士按下Enter键启动瞬间，赵左右已在2058年电梯内躲过清洗！</w:t>
-            </w:r>
-          </w:p>
-        </w:tc>
-      </w:tr>
-      <w:tr>
-        <w:trPr>
-          <w:cantSplit/>
-        </w:trPr>
-        <w:tc>
-          <w:tcPr>
-            <w:tcW w:type="dxa" w:w="3024"/>
-            <w:vAlign w:val="center"/>
-            <w:tcMar>
-              <w:top w:w="105" w:type="dxa"/>
-              <w:bottom w:w="105" w:type="dxa"/>
-              <w:left w:w="145" w:type="dxa"/>
-              <w:right w:w="145" w:type="dxa"/>
-            </w:tcMar>
-          </w:tcPr>
-          <w:p>
-            <w:pPr>
-              <w:spacing w:before="40" w:after="40" w:line="341" w:lineRule="auto"/>
-              <w:jc w:val="left"/>
-            </w:pPr>
-            <w:r/>
-            <w:r>
-              <w:rPr>
-                <w:rFonts w:ascii="Times New Roman" w:hAnsi="Times New Roman" w:eastAsia="宋体"/>
-                <w:b/>
-                <w:color w:val="191919"/>
-                <w:sz w:val="19"/>
-              </w:rPr>
-              <w:t>修正进度40%时荀未来与赵了暴起锁喉高尚夺走门禁权限卡</w:t>
-              <w:br/>
-              <w:t>（场次：第23-5场）</w:t>
-            </w:r>
-          </w:p>
-        </w:tc>
-        <w:tc>
-          <w:tcPr>
-            <w:tcW w:type="dxa" w:w="7344"/>
-            <w:vAlign w:val="center"/>
-            <w:tcMar>
-              <w:top w:w="105" w:type="dxa"/>
-              <w:bottom w:w="105" w:type="dxa"/>
-              <w:left w:w="145" w:type="dxa"/>
-              <w:right w:w="145" w:type="dxa"/>
-            </w:tcMar>
-          </w:tcPr>
-          <w:p>
-            <w:pPr>
-              <w:spacing w:before="40" w:after="40" w:line="341" w:lineRule="auto"/>
-              <w:jc w:val="left"/>
-            </w:pPr>
-            <w:r/>
-            <w:r>
-              <w:rPr>
-                <w:rFonts w:ascii="Times New Roman" w:hAnsi="Times New Roman" w:eastAsia="宋体"/>
-                <w:b w:val="0"/>
-                <w:color w:val="191919"/>
-                <w:sz w:val="19"/>
-              </w:rPr>
-              <w:t>【原片微距文字与物理特征实证】荀未来锁喉高尚摸走权限卡，赵了高喊“去五楼把供电站砸了”并将卡扔在2楼楼梯间引开全体保安。</w:t>
-            </w:r>
-          </w:p>
-        </w:tc>
-      </w:tr>
-      <w:tr>
-        <w:trPr>
-          <w:cantSplit/>
-        </w:trPr>
-        <w:tc>
-          <w:tcPr>
-            <w:tcW w:type="dxa" w:w="3024"/>
-            <w:vAlign w:val="center"/>
-            <w:tcMar>
-              <w:top w:w="105" w:type="dxa"/>
-              <w:bottom w:w="105" w:type="dxa"/>
-              <w:left w:w="145" w:type="dxa"/>
-              <w:right w:w="145" w:type="dxa"/>
-            </w:tcMar>
-            <w:shd w:fill="F7FAFC"/>
-          </w:tcPr>
-          <w:p>
-            <w:pPr>
-              <w:spacing w:before="40" w:after="40" w:line="341" w:lineRule="auto"/>
-              <w:jc w:val="left"/>
-            </w:pPr>
-            <w:r/>
-            <w:r>
-              <w:rPr>
-                <w:rFonts w:ascii="Times New Roman" w:hAnsi="Times New Roman" w:eastAsia="宋体"/>
-                <w:b/>
-                <w:color w:val="191919"/>
-                <w:sz w:val="19"/>
-              </w:rPr>
-              <w:t>小雪递还第二代居民身份证特写【姓名：肖雪｜出生：1991年8月15日】</w:t>
-              <w:br/>
-              <w:t>（场次：第23-5场）</w:t>
-            </w:r>
-          </w:p>
-        </w:tc>
-        <w:tc>
-          <w:tcPr>
-            <w:tcW w:type="dxa" w:w="7344"/>
-            <w:vAlign w:val="center"/>
-            <w:tcMar>
-              <w:top w:w="105" w:type="dxa"/>
-              <w:bottom w:w="105" w:type="dxa"/>
-              <w:left w:w="145" w:type="dxa"/>
-              <w:right w:w="145" w:type="dxa"/>
-            </w:tcMar>
-            <w:shd w:fill="F7FAFC"/>
-          </w:tcPr>
-          <w:p>
-            <w:pPr>
-              <w:spacing w:before="40" w:after="40" w:line="341" w:lineRule="auto"/>
-              <w:jc w:val="left"/>
-            </w:pPr>
-            <w:r/>
-            <w:r>
-              <w:rPr>
-                <w:rFonts w:ascii="Times New Roman" w:hAnsi="Times New Roman" w:eastAsia="宋体"/>
-                <w:b w:val="0"/>
-                <w:color w:val="191919"/>
-                <w:sz w:val="19"/>
-              </w:rPr>
-              <w:t>【原片微距文字与物理特征实证】小雪在被时空管理局带走前将身份证（肖雪，1991.8.15）交还赵左右，含泪嘱托他做唯一的变数并好好照顾徐图图。</w:t>
-            </w:r>
-          </w:p>
-        </w:tc>
-      </w:tr>
-      <w:tr>
-        <w:trPr>
-          <w:cantSplit/>
-        </w:trPr>
-        <w:tc>
-          <w:tcPr>
-            <w:tcW w:type="dxa" w:w="3024"/>
-            <w:vAlign w:val="center"/>
-            <w:tcMar>
-              <w:top w:w="105" w:type="dxa"/>
-              <w:bottom w:w="105" w:type="dxa"/>
-              <w:left w:w="145" w:type="dxa"/>
-              <w:right w:w="145" w:type="dxa"/>
-            </w:tcMar>
-          </w:tcPr>
-          <w:p>
-            <w:pPr>
-              <w:spacing w:before="40" w:after="40" w:line="341" w:lineRule="auto"/>
-              <w:jc w:val="left"/>
-            </w:pPr>
-            <w:r/>
-            <w:r>
-              <w:rPr>
-                <w:rFonts w:ascii="Times New Roman" w:hAnsi="Times New Roman" w:eastAsia="宋体"/>
-                <w:b/>
-                <w:color w:val="191919"/>
-                <w:sz w:val="19"/>
-              </w:rPr>
-              <w:t>2008林海雪原蓝色电话亭与画面中央特效字幕【时空修正 82%】</w:t>
-              <w:br/>
-              <w:t>（场次：第23-6场）</w:t>
-            </w:r>
-          </w:p>
-        </w:tc>
-        <w:tc>
-          <w:tcPr>
-            <w:tcW w:type="dxa" w:w="7344"/>
-            <w:vAlign w:val="center"/>
-            <w:tcMar>
-              <w:top w:w="105" w:type="dxa"/>
-              <w:bottom w:w="105" w:type="dxa"/>
-              <w:left w:w="145" w:type="dxa"/>
-              <w:right w:w="145" w:type="dxa"/>
-            </w:tcMar>
-          </w:tcPr>
-          <w:p>
-            <w:pPr>
-              <w:spacing w:before="40" w:after="40" w:line="341" w:lineRule="auto"/>
-              <w:jc w:val="left"/>
-            </w:pPr>
-            <w:r/>
-            <w:r>
-              <w:rPr>
-                <w:rFonts w:ascii="Times New Roman" w:hAnsi="Times New Roman" w:eastAsia="宋体"/>
-                <w:b w:val="0"/>
-                <w:color w:val="191919"/>
-                <w:sz w:val="19"/>
-              </w:rPr>
-              <w:t>【原片微距文字与物理特征实证】赵左右走出蓝色电话亭重返2008年，画面中央浮现“时空修正 82%”，全城关于荀未来、赵了与小雪的记忆和痕迹开始被全面抹除。</w:t>
-            </w:r>
-          </w:p>
-        </w:tc>
-      </w:tr>
-      <w:tr>
-        <w:trPr>
-          <w:cantSplit/>
-        </w:trPr>
-        <w:tc>
-          <w:tcPr>
-            <w:tcW w:type="dxa" w:w="3024"/>
-            <w:vAlign w:val="center"/>
-            <w:tcMar>
-              <w:top w:w="105" w:type="dxa"/>
-              <w:bottom w:w="105" w:type="dxa"/>
-              <w:left w:w="145" w:type="dxa"/>
-              <w:right w:w="145" w:type="dxa"/>
-            </w:tcMar>
-            <w:shd w:fill="F7FAFC"/>
-          </w:tcPr>
-          <w:p>
-            <w:pPr>
-              <w:spacing w:before="40" w:after="40" w:line="341" w:lineRule="auto"/>
-              <w:jc w:val="left"/>
-            </w:pPr>
-            <w:r/>
-            <w:r>
-              <w:rPr>
-                <w:rFonts w:ascii="Times New Roman" w:hAnsi="Times New Roman" w:eastAsia="宋体"/>
-                <w:b/>
-                <w:color w:val="191919"/>
-                <w:sz w:val="19"/>
-              </w:rPr>
-              <w:t>学校微机室赵左右双击荀哥视频时红色U盘爆电火花冒白烟烧毁</w:t>
-              <w:br/>
-              <w:t>（场次：第23-6场）</w:t>
-            </w:r>
-          </w:p>
-        </w:tc>
-        <w:tc>
-          <w:tcPr>
-            <w:tcW w:type="dxa" w:w="7344"/>
-            <w:vAlign w:val="center"/>
-            <w:tcMar>
-              <w:top w:w="105" w:type="dxa"/>
-              <w:bottom w:w="105" w:type="dxa"/>
-              <w:left w:w="145" w:type="dxa"/>
-              <w:right w:w="145" w:type="dxa"/>
-            </w:tcMar>
-            <w:shd w:fill="F7FAFC"/>
-          </w:tcPr>
-          <w:p>
-            <w:pPr>
-              <w:spacing w:before="40" w:after="40" w:line="341" w:lineRule="auto"/>
-              <w:jc w:val="left"/>
-            </w:pPr>
-            <w:r/>
-            <w:r>
-              <w:rPr>
-                <w:rFonts w:ascii="Times New Roman" w:hAnsi="Times New Roman" w:eastAsia="宋体"/>
-                <w:b w:val="0"/>
-                <w:color w:val="191919"/>
-                <w:sz w:val="19"/>
-              </w:rPr>
-              <w:t>【原片微距文字与物理特征实证】赵左右在Windows XP【左右的素材库-&gt;早期】中双击录有荀哥正脸的视频，U盘插口当场爆出火花冒白烟物理烧毁（“啊！U盘炸了！”）。</w:t>
-            </w:r>
-          </w:p>
-        </w:tc>
-      </w:tr>
-      <w:tr>
-        <w:trPr>
-          <w:cantSplit/>
-        </w:trPr>
-        <w:tc>
-          <w:tcPr>
-            <w:tcW w:type="dxa" w:w="3024"/>
-            <w:vAlign w:val="center"/>
-            <w:tcMar>
-              <w:top w:w="105" w:type="dxa"/>
-              <w:bottom w:w="105" w:type="dxa"/>
-              <w:left w:w="145" w:type="dxa"/>
-              <w:right w:w="145" w:type="dxa"/>
-            </w:tcMar>
-          </w:tcPr>
-          <w:p>
-            <w:pPr>
-              <w:spacing w:before="40" w:after="40" w:line="341" w:lineRule="auto"/>
-              <w:jc w:val="left"/>
-            </w:pPr>
-            <w:r/>
-            <w:r>
-              <w:rPr>
-                <w:rFonts w:ascii="Times New Roman" w:hAnsi="Times New Roman" w:eastAsia="宋体"/>
-                <w:b/>
-                <w:color w:val="191919"/>
-                <w:sz w:val="19"/>
-              </w:rPr>
-              <w:t>黍豆网【八中姐妹】堆雪人视频弹出“涉及色情、暴力等违规内容下架”</w:t>
-              <w:br/>
-              <w:t>（场次：第23-6场）</w:t>
-            </w:r>
-          </w:p>
-        </w:tc>
-        <w:tc>
-          <w:tcPr>
-            <w:tcW w:type="dxa" w:w="7344"/>
-            <w:vAlign w:val="center"/>
-            <w:tcMar>
-              <w:top w:w="105" w:type="dxa"/>
-              <w:bottom w:w="105" w:type="dxa"/>
-              <w:left w:w="145" w:type="dxa"/>
-              <w:right w:w="145" w:type="dxa"/>
-            </w:tcMar>
-          </w:tcPr>
-          <w:p>
-            <w:pPr>
-              <w:spacing w:before="40" w:after="40" w:line="341" w:lineRule="auto"/>
-              <w:jc w:val="left"/>
-            </w:pPr>
-            <w:r/>
-            <w:r>
-              <w:rPr>
-                <w:rFonts w:ascii="Times New Roman" w:hAnsi="Times New Roman" w:eastAsia="宋体"/>
-                <w:b w:val="0"/>
-                <w:color w:val="191919"/>
-                <w:sz w:val="19"/>
-              </w:rPr>
-              <w:t>【原片微距文字与物理特征实证】赵左右点开黍豆网录有小雪的堆雪人视频，网页瞬间弹出灰色违规下架提示（“雪人不穿衣服也色情暴力吗？时间修正正在和我对抗！”）。</w:t>
-            </w:r>
-          </w:p>
-        </w:tc>
-      </w:tr>
-      <w:tr>
-        <w:trPr>
-          <w:cantSplit/>
-        </w:trPr>
-        <w:tc>
-          <w:tcPr>
-            <w:tcW w:type="dxa" w:w="3024"/>
-            <w:vAlign w:val="center"/>
-            <w:tcMar>
-              <w:top w:w="105" w:type="dxa"/>
-              <w:bottom w:w="105" w:type="dxa"/>
-              <w:left w:w="145" w:type="dxa"/>
-              <w:right w:w="145" w:type="dxa"/>
-            </w:tcMar>
-            <w:shd w:fill="F7FAFC"/>
-          </w:tcPr>
-          <w:p>
-            <w:pPr>
-              <w:spacing w:before="40" w:after="40" w:line="341" w:lineRule="auto"/>
-              <w:jc w:val="left"/>
-            </w:pPr>
-            <w:r/>
-            <w:r>
-              <w:rPr>
-                <w:rFonts w:ascii="Times New Roman" w:hAnsi="Times New Roman" w:eastAsia="宋体"/>
-                <w:b/>
-                <w:color w:val="191919"/>
-                <w:sz w:val="19"/>
-              </w:rPr>
-              <w:t>教学楼走廊学生抱灭火器狂奔高喊“杂志社着火了！”</w:t>
-              <w:br/>
-              <w:t>（场次：第23-6场）</w:t>
-            </w:r>
-          </w:p>
-        </w:tc>
-        <w:tc>
-          <w:tcPr>
-            <w:tcW w:type="dxa" w:w="7344"/>
-            <w:vAlign w:val="center"/>
-            <w:tcMar>
-              <w:top w:w="105" w:type="dxa"/>
-              <w:bottom w:w="105" w:type="dxa"/>
-              <w:left w:w="145" w:type="dxa"/>
-              <w:right w:w="145" w:type="dxa"/>
-            </w:tcMar>
-            <w:shd w:fill="F7FAFC"/>
-          </w:tcPr>
-          <w:p>
-            <w:pPr>
-              <w:spacing w:before="40" w:after="40" w:line="341" w:lineRule="auto"/>
-              <w:jc w:val="left"/>
-            </w:pPr>
-            <w:r/>
-            <w:r>
-              <w:rPr>
-                <w:rFonts w:ascii="Times New Roman" w:hAnsi="Times New Roman" w:eastAsia="宋体"/>
-                <w:b w:val="0"/>
-                <w:color w:val="191919"/>
-                <w:sz w:val="19"/>
-              </w:rPr>
-              <w:t>【原片微距文字与物理特征实证】为抹除《三人行》杂志上印刷的“荀未来”名字，时间修正直接让杂志社教室角落起火烧毁全部存刊！</w:t>
-            </w:r>
-          </w:p>
-        </w:tc>
-      </w:tr>
-      <w:tr>
-        <w:trPr>
-          <w:cantSplit/>
-        </w:trPr>
-        <w:tc>
-          <w:tcPr>
-            <w:tcW w:type="dxa" w:w="3024"/>
-            <w:vAlign w:val="center"/>
-            <w:tcMar>
-              <w:top w:w="105" w:type="dxa"/>
-              <w:bottom w:w="105" w:type="dxa"/>
-              <w:left w:w="145" w:type="dxa"/>
-              <w:right w:w="145" w:type="dxa"/>
-            </w:tcMar>
-          </w:tcPr>
-          <w:p>
-            <w:pPr>
-              <w:spacing w:before="40" w:after="40" w:line="341" w:lineRule="auto"/>
-              <w:jc w:val="left"/>
-            </w:pPr>
-            <w:r/>
-            <w:r>
-              <w:rPr>
-                <w:rFonts w:ascii="Times New Roman" w:hAnsi="Times New Roman" w:eastAsia="宋体"/>
-                <w:b/>
-                <w:color w:val="191919"/>
-                <w:sz w:val="19"/>
-              </w:rPr>
-              <w:t>火灾废墟翻出烧焦的《三人行》001期创刊号【社长、总编辑 荀未来】</w:t>
-              <w:br/>
-              <w:t>（场次：第23-6场）</w:t>
-            </w:r>
-          </w:p>
-        </w:tc>
-        <w:tc>
-          <w:tcPr>
-            <w:tcW w:type="dxa" w:w="7344"/>
-            <w:vAlign w:val="center"/>
-            <w:tcMar>
-              <w:top w:w="105" w:type="dxa"/>
-              <w:bottom w:w="105" w:type="dxa"/>
-              <w:left w:w="145" w:type="dxa"/>
-              <w:right w:w="145" w:type="dxa"/>
-            </w:tcMar>
-          </w:tcPr>
-          <w:p>
-            <w:pPr>
-              <w:spacing w:before="40" w:after="40" w:line="341" w:lineRule="auto"/>
-              <w:jc w:val="left"/>
-            </w:pPr>
-            <w:r/>
-            <w:r>
-              <w:rPr>
-                <w:rFonts w:ascii="Times New Roman" w:hAnsi="Times New Roman" w:eastAsia="宋体"/>
-                <w:b w:val="0"/>
-                <w:color w:val="191919"/>
-                <w:sz w:val="19"/>
-              </w:rPr>
-              <w:t>【原片微距文字与物理特征实证】赵左右跪在焦黑废墟中翻出半本残刊，版权页印着“主管：长林市第八中学｜主办：三人行杂志社｜社长、总编辑：荀未来”，泪水滴落晕染字迹。</w:t>
-            </w:r>
-          </w:p>
-        </w:tc>
-      </w:tr>
-      <w:tr>
-        <w:trPr>
-          <w:cantSplit/>
-        </w:trPr>
-        <w:tc>
-          <w:tcPr>
-            <w:tcW w:type="dxa" w:w="3024"/>
-            <w:vAlign w:val="center"/>
-            <w:tcMar>
-              <w:top w:w="105" w:type="dxa"/>
-              <w:bottom w:w="105" w:type="dxa"/>
-              <w:left w:w="145" w:type="dxa"/>
-              <w:right w:w="145" w:type="dxa"/>
-            </w:tcMar>
-            <w:shd w:fill="F7FAFC"/>
-          </w:tcPr>
-          <w:p>
-            <w:pPr>
-              <w:spacing w:before="40" w:after="40" w:line="341" w:lineRule="auto"/>
-              <w:jc w:val="left"/>
-            </w:pPr>
-            <w:r/>
-            <w:r>
-              <w:rPr>
-                <w:rFonts w:ascii="Times New Roman" w:hAnsi="Times New Roman" w:eastAsia="宋体"/>
-                <w:b/>
-                <w:color w:val="191919"/>
-                <w:sz w:val="19"/>
-              </w:rPr>
-              <w:t>雪夜串串香大巴餐车结冰车窗前16岁赵左右立誓“未来成为你们”</w:t>
-              <w:br/>
-              <w:t>（场次：第23-6场）</w:t>
-            </w:r>
-          </w:p>
-        </w:tc>
-        <w:tc>
-          <w:tcPr>
-            <w:tcW w:type="dxa" w:w="7344"/>
-            <w:vAlign w:val="center"/>
-            <w:tcMar>
-              <w:top w:w="105" w:type="dxa"/>
-              <w:bottom w:w="105" w:type="dxa"/>
-              <w:left w:w="145" w:type="dxa"/>
-              <w:right w:w="145" w:type="dxa"/>
-            </w:tcMar>
-            <w:shd w:fill="F7FAFC"/>
-          </w:tcPr>
-          <w:p>
-            <w:pPr>
-              <w:spacing w:before="40" w:after="40" w:line="341" w:lineRule="auto"/>
-              <w:jc w:val="left"/>
-            </w:pPr>
-            <w:r/>
-            <w:r>
-              <w:rPr>
-                <w:rFonts w:ascii="Times New Roman" w:hAnsi="Times New Roman" w:eastAsia="宋体"/>
-                <w:b w:val="0"/>
-                <w:color w:val="191919"/>
-                <w:sz w:val="19"/>
-              </w:rPr>
-              <w:t>【原片微距文字与物理特征实证】孤独保留全部记忆的16岁少年隔着冰花车窗望向风雪，立誓“我会装作忘了你们，继续走下去，然后在未来的某一天，成为你们，再回到大家的身边”。</w:t>
+              <w:t>16岁小赵刷小雪的58003员工卡穿去2058年躲过30分钟记忆清洗；重返2008后发现徐图图、王一漫、罗爱文已彻底遗忘荀未来与赵了，少年独自坐在雪夜大巴车里含泪立誓背负所有记忆走下去。</w:t>
             </w:r>
           </w:p>
         </w:tc>
@@ -3578,17 +2304,10 @@
               <w:spacing w:before="40" w:after="40" w:line="341" w:lineRule="auto"/>
               <w:jc w:val="left"/>
             </w:pPr>
-            <w:r/>
             <w:r>
-              <w:rPr>
-                <w:rFonts w:ascii="Times New Roman" w:hAnsi="Times New Roman" w:eastAsia="宋体"/>
-                <w:b/>
-                <w:color w:val="191919"/>
-                <w:sz w:val="19"/>
-              </w:rPr>
               <w:t>seg01 @ 01:28.0 (第23-1场)</w:t>
               <w:br/>
-              <w:t>（场次：赵飞雪＆马天宇＆谢兴阳）</w:t>
+              <w:t>（场次：＆＆）</w:t>
             </w:r>
           </w:p>
         </w:tc>
@@ -3642,17 +2361,10 @@
               <w:spacing w:before="40" w:after="40" w:line="341" w:lineRule="auto"/>
               <w:jc w:val="left"/>
             </w:pPr>
-            <w:r/>
             <w:r>
-              <w:rPr>
-                <w:rFonts w:ascii="Times New Roman" w:hAnsi="Times New Roman" w:eastAsia="宋体"/>
-                <w:b/>
-                <w:color w:val="191919"/>
-                <w:sz w:val="19"/>
-              </w:rPr>
               <w:t>seg02 @ 05:12.0 (第23-3场)</w:t>
               <w:br/>
-              <w:t>（场次：马天宇＆谢兴阳）</w:t>
+              <w:t>（场次：＆）</w:t>
             </w:r>
           </w:p>
         </w:tc>
@@ -3706,17 +2418,10 @@
               <w:spacing w:before="40" w:after="40" w:line="341" w:lineRule="auto"/>
               <w:jc w:val="left"/>
             </w:pPr>
-            <w:r/>
             <w:r>
-              <w:rPr>
-                <w:rFonts w:ascii="Times New Roman" w:hAnsi="Times New Roman" w:eastAsia="宋体"/>
-                <w:b/>
-                <w:color w:val="191919"/>
-                <w:sz w:val="19"/>
-              </w:rPr>
               <w:t>seg03 @ 12:15.0 (第23-3场)</w:t>
               <w:br/>
-              <w:t>（场次：谢兴阳＆马天宇）</w:t>
+              <w:t>（场次：＆）</w:t>
             </w:r>
           </w:p>
         </w:tc>
@@ -3770,17 +2475,10 @@
               <w:spacing w:before="40" w:after="40" w:line="341" w:lineRule="auto"/>
               <w:jc w:val="left"/>
             </w:pPr>
-            <w:r/>
             <w:r>
-              <w:rPr>
-                <w:rFonts w:ascii="Times New Roman" w:hAnsi="Times New Roman" w:eastAsia="宋体"/>
-                <w:b/>
-                <w:color w:val="191919"/>
-                <w:sz w:val="19"/>
-              </w:rPr>
               <w:t>seg04 @ 13:58.0 (第23-4场)</w:t>
               <w:br/>
-              <w:t>（场次：张忠义＆马天宇）</w:t>
+              <w:t>（场次：＆）</w:t>
             </w:r>
           </w:p>
         </w:tc>
@@ -3834,17 +2532,10 @@
               <w:spacing w:before="40" w:after="40" w:line="341" w:lineRule="auto"/>
               <w:jc w:val="left"/>
             </w:pPr>
-            <w:r/>
             <w:r>
-              <w:rPr>
-                <w:rFonts w:ascii="Times New Roman" w:hAnsi="Times New Roman" w:eastAsia="宋体"/>
-                <w:b/>
-                <w:color w:val="191919"/>
-                <w:sz w:val="19"/>
-              </w:rPr>
               <w:t>seg04 @ 17:05.0 (第23-4场)</w:t>
               <w:br/>
-              <w:t>（场次：马天宇）</w:t>
+              <w:t>（场次：）</w:t>
             </w:r>
           </w:p>
         </w:tc>
@@ -3898,17 +2589,10 @@
               <w:spacing w:before="40" w:after="40" w:line="341" w:lineRule="auto"/>
               <w:jc w:val="left"/>
             </w:pPr>
-            <w:r/>
             <w:r>
-              <w:rPr>
-                <w:rFonts w:ascii="Times New Roman" w:hAnsi="Times New Roman" w:eastAsia="宋体"/>
-                <w:b/>
-                <w:color w:val="191919"/>
-                <w:sz w:val="19"/>
-              </w:rPr>
               <w:t>seg04 @ 17:38.0 (第23-4场)</w:t>
               <w:br/>
-              <w:t>（场次：肖帛辰＆马天宇）</w:t>
+              <w:t>（场次：＆）</w:t>
             </w:r>
           </w:p>
         </w:tc>
@@ -3962,17 +2646,10 @@
               <w:spacing w:before="40" w:after="40" w:line="341" w:lineRule="auto"/>
               <w:jc w:val="left"/>
             </w:pPr>
-            <w:r/>
             <w:r>
-              <w:rPr>
-                <w:rFonts w:ascii="Times New Roman" w:hAnsi="Times New Roman" w:eastAsia="宋体"/>
-                <w:b/>
-                <w:color w:val="191919"/>
-                <w:sz w:val="19"/>
-              </w:rPr>
               <w:t>seg05 @ 20:35.0 (第23-5场)</w:t>
               <w:br/>
-              <w:t>（场次：马天宇＆赵飞雪）</w:t>
+              <w:t>（场次：＆）</w:t>
             </w:r>
           </w:p>
         </w:tc>
@@ -4026,17 +2703,10 @@
               <w:spacing w:before="40" w:after="40" w:line="341" w:lineRule="auto"/>
               <w:jc w:val="left"/>
             </w:pPr>
-            <w:r/>
             <w:r>
-              <w:rPr>
-                <w:rFonts w:ascii="Times New Roman" w:hAnsi="Times New Roman" w:eastAsia="宋体"/>
-                <w:b/>
-                <w:color w:val="191919"/>
-                <w:sz w:val="19"/>
-              </w:rPr>
               <w:t>seg05 @ 21:45.0 (第23-5场)</w:t>
               <w:br/>
-              <w:t>（场次：梁国荣＆马天宇＆苏梦迪＆肖帛辰）</w:t>
+              <w:t>（场次：＆＆＆）</w:t>
             </w:r>
           </w:p>
         </w:tc>

--- a/01_《三人行》全24集全流程标杆成品库/03_剧作结构、悬念节奏与视听解码/EP23_《三人行》第二十三集《不可战胜的敌人》剧作结构、悬念节奏与视听解码.docx
+++ b/01_《三人行》全24集全流程标杆成品库/03_剧作结构、悬念节奏与视听解码/EP23_《三人行》第二十三集《不可战胜的敌人》剧作结构、悬念节奏与视听解码.docx
@@ -926,21 +926,10 @@
             </w:tcMar>
           </w:tcPr>
           <w:p>
-            <w:pPr>
-              <w:spacing w:before="40" w:after="40" w:line="341" w:lineRule="auto"/>
-              <w:jc w:val="left"/>
-            </w:pPr>
-            <w:r/>
             <w:r>
-              <w:rPr>
-                <w:rFonts w:ascii="Times New Roman" w:hAnsi="Times New Roman" w:eastAsia="宋体"/>
-                <w:b w:val="0"/>
-                <w:color w:val="191919"/>
-                <w:sz w:val="19"/>
-              </w:rPr>
               <w:t>【出场人物】高尚、赵左右、林开颜（小雪）、荀未来</w:t>
               <w:br/>
-              <w:t>【本场戏剧功能与导演调度任务】片头龙标与“朝也 CHAO YE FILM”厂牌隐去。承接上集片尾，2008年冬夜昏暗的地下旧物仓库通道内，数名身穿黑色冲锋衣的2058年安保人员从前后两侧猛扑上来，围攻背靠背站立的四十一岁荀未来与十六岁赵左右！站在后方督战的2058年副总裁高尚（高总）抬手叮嘱手下： 混乱搏斗中……</w:t>
+              <w:t>【本场戏剧功能与导演调度任务】【开篇立局/黄金冷开场调度】以「内/外　地下旧物仓库通道与冬夜雪林三角形铁架棚 — 夜」为物理容器，聚焦（高尚、赵左右、林开颜（小雪）、荀未来）的对手戏力场，核心导演任务在于：推进跨时空底层规则与倒计时危机张力。</w:t>
               <w:br/>
               <w:t>【完整剧情推进与动作细节】片头龙标与“朝也 CHAO YE FILM”厂牌隐去。承接上集片尾，2008年冬夜昏暗的地下旧物仓库通道内，数名身穿黑色冲锋衣的2058年安保人员从前后两侧猛扑上来，围攻背靠背站立的四十一岁荀未来与十六岁赵左右！站在后方督战的2058年副总裁高尚（高总）抬手叮嘱手下： 混乱搏斗中，十六岁的赵左右眼疾手快地从废旧家具堆上抄起一根长木条，奋力横扫逼退眼前的黑衣保镖，朝着身旁的荀未来大喊： 同一秒，小雪（林开颜）从侧面冲上来撞开一名保镖，拉着荀未来和赵左右冲出卷帘门与透明塑料门帘（“快跑！”），三人一路狂奔逃进积雪覆盖的白桦树林，钻进一座废弃的三角形铁架遮阳棚下躲避追兵。 确认暂时甩掉黑衣保镖后，气喘吁吁的赵左右焦急地转向小雪追问。 小雪一边警惕地望向树林外，一边语速飞快地向两人交代2058年时空管理局与余博士的围剿底牌，同时伸手进衣兜摸出了自己的2058年第二代居民身份证（员工卡）。 小雪刚把身份证递到半空，话还未说完，她的身体突然迸发出刺目的白色光粒，在零点一秒内凭空消散，被2058年总部强制召回！只留下一张身份证“啪嗒”一声掉落在皑皑白雪上！ 赵左右惊愕地弯下腰，从雪堆里捡起小雪留下的身份证。 荀未来盯着那张身份证，眉头紧锁。</w:t>
               <w:br/>
@@ -1060,21 +1049,10 @@
             </w:tcMar>
           </w:tcPr>
           <w:p>
-            <w:pPr>
-              <w:spacing w:before="40" w:after="40" w:line="341" w:lineRule="auto"/>
-              <w:jc w:val="left"/>
-            </w:pPr>
-            <w:r/>
             <w:r>
-              <w:rPr>
-                <w:rFonts w:ascii="Times New Roman" w:hAnsi="Times New Roman" w:eastAsia="宋体"/>
-                <w:b w:val="0"/>
-                <w:color w:val="191919"/>
-                <w:sz w:val="19"/>
-              </w:rPr>
               <w:t>【出场人物】赵左右、荀未来</w:t>
               <w:br/>
-              <w:t>【本场戏剧功能与导演调度任务】夜空悬挂着一轮孤寂的半月，出租车驶过荒凉的郊外雪路。画面浮现本集片名花字：第 23 集 不可战胜的敌人。十六岁的赵左右推开远郊荒村小院的铁栅栏门，一边往里走一边拿着手机给母亲刘美奕报平安掩饰行踪。 挂断电话后，赵左右跟着荀未来穿过狭长昏暗的砖墙走廊，走进那间糊满旧报纸与老挂历的破……</w:t>
+              <w:t>【本场戏剧功能与导演调度任务】【中点转折与矛盾升级调度】以「外/内　远郊荒村破瓦房小院与室内 — 夜」为物理容器，聚焦（赵左右、荀未来）的对手戏力场，核心导演任务在于：深化中国式原生家庭“刀子嘴与避风港”的代际情感共振。</w:t>
               <w:br/>
               <w:t>【完整剧情推进与动作细节】夜空悬挂着一轮孤寂的半月，出租车驶过荒凉的郊外雪路。画面浮现本集片名花字：第 23 集 不可战胜的敌人。十六岁的赵左右推开远郊荒村小院的铁栅栏门，一边往里走一边拿着手机给母亲刘美奕报平安掩饰行踪。 挂断电话后，赵左右跟着荀未来穿过狭长昏暗的砖墙走廊，走进那间糊满旧报纸与老挂历的破旧瓦房。赵左右环顾着家徒四壁的房间，咂舌感叹。 荀未来摘下围巾坐到床沿上，神色疲惫地解释。 赵左右看着冰冷的土炕和破旧的煤炉，满眼心疼地坐到荀未来身旁。 荀未来摇了摇头，清醒地指出眼前的绝境。 十六岁的赵左右咬了咬牙，拍着胸脯想替四十岁的自己承担逃亡重任。 荀未来苦笑着叹了口气，反问少年。 赵左右脱口接道：“躲一辈子也没关系啊，大不了我以后挣大钱了养你！”话刚出口，少年自己突然愣住了，掰着手指算起了时间悖论。</w:t>
               <w:br/>
@@ -1129,21 +1107,10 @@
             <w:shd w:fill="F7FAFC"/>
           </w:tcPr>
           <w:p>
-            <w:pPr>
-              <w:spacing w:before="40" w:after="40" w:line="341" w:lineRule="auto"/>
-              <w:jc w:val="left"/>
-            </w:pPr>
-            <w:r/>
             <w:r>
-              <w:rPr>
-                <w:rFonts w:ascii="Times New Roman" w:hAnsi="Times New Roman" w:eastAsia="宋体"/>
-                <w:b w:val="0"/>
-                <w:color w:val="191919"/>
-                <w:sz w:val="19"/>
-              </w:rPr>
               <w:t>【出场人物】荀未来、舒老板、高尚、赵左右</w:t>
               <w:br/>
-              <w:t>【本场戏剧功能与导演调度任务】次日白天，八中后街那家熟悉的砂锅麻辣烫小店里热气氤氲。身穿黑色毛呢大衣、系着草绿色围巾的四十一岁荀未来掀开塑料防风门帘走了进来。系着蓝色围裙的舒老板热情地迎上前递上菜单：“一位哈？随便坐，随便坐，看看吃点什么。” 荀未来在靠窗的木桌旁坐下，指着菜单点了自己和舒图最爱吃……</w:t>
+              <w:t>【本场戏剧功能与导演调度任务】【中点转折与矛盾升级调度】以「内　八中后街砂锅麻辣烫店与地下旧物仓库电话亭外 — 日」为物理容器，聚焦（荀未来、舒老板、高尚、赵左右）的对手戏力场，核心导演任务在于：通过味觉记忆与信物流转编织跨时空纯爱与双生女性救赎。</w:t>
               <w:br/>
               <w:t>【完整剧情推进与动作细节】次日白天，八中后街那家熟悉的砂锅麻辣烫小店里热气氤氲。身穿黑色毛呢大衣、系着草绿色围巾的四十一岁荀未来掀开塑料防风门帘走了进来。系着蓝色围裙的舒老板热情地迎上前递上菜单：“一位哈？随便坐，随便坐，看看吃点什么。” 荀未来在靠窗的木桌旁坐下，指着菜单点了自己和舒图最爱吃的食物。 舒老板笑着记下菜单，随口聊起了店里白莲藕的产地与几个月前那位神秘女客人的往事。 荀未来毫不犹豫地加钱（“我多加一份的钱，多加藕”），舒老板乐呵呵地应下，一拍脑门想起了第七集里穿越而来的2033年成年舒图！ 听到“几个月前有个美女来要多加藕片”和“年底回磁州开店”，荀未来心脏猛地一颤，瞬间明白妻子舒图当年在第七集里给他讲的“研究生去磁州吃砂锅麻辣烫”的故事全是真的，更明白几个月前舒图也来过这家小店！他轻声说了句“谢谢啊”。 很快，舒老板端上一大碗热气腾腾、铺满磁州白莲藕的砂锅麻辣烫。伴随着深情伤感的插曲歌声，荀未来拿起筷子夹起一片带孔的莲藕——镜头缓缓摇过小小的木桌，跨越时空的四重画面在同一张餐桌前奇迹般交错叠现：对面座位上，2033年穿越而来的成年舒图正低头流着泪默默吃粉；靠窗座位上，六十六岁的赵了戴着报童帽欣慰地起身离去；邻桌位置上，十六岁的赵左右与少女徐图图正并肩开心地大快朵颐……最终，所有虚影消散，只剩四十一岁的荀未来独自一人坐在桌前，将碗里的最后一口汤菜吃得干干净净。 荀未来放下筷子，抽出纸巾擦了擦嘴角，望着空碗露出一抹温柔而眷恋的微笑，轻声对远在2033年的妻子许下诺言。 就在这时，店门帘被掀开，……</w:t>
               <w:br/>
@@ -1196,21 +1163,10 @@
             </w:tcMar>
           </w:tcPr>
           <w:p>
-            <w:pPr>
-              <w:spacing w:before="40" w:after="40" w:line="341" w:lineRule="auto"/>
-              <w:jc w:val="left"/>
-            </w:pPr>
-            <w:r/>
             <w:r>
-              <w:rPr>
-                <w:rFonts w:ascii="Times New Roman" w:hAnsi="Times New Roman" w:eastAsia="宋体"/>
-                <w:b w:val="0"/>
-                <w:color w:val="191919"/>
-                <w:sz w:val="19"/>
-              </w:rPr>
               <w:t>【出场人物】荀未来、林开颜（小雪）（低语）、赵了、老年余博士、搬运工人、赵左右、林开颜（小雪）、高尚</w:t>
               <w:br/>
-              <w:t>【本场戏剧功能与导演调度任务】公元2058年，“人生（无限）有限公司”五楼科技感十足的纯白走廊内，墙面导览牌清晰标示着：【`5F 供电站 能源管理中心`】。高尚带着黑衣保镖押送四十一岁的荀未来走过办公区，迎面正巧遇上抱着离职纸箱、被公司开除的小雪（林开颜）！ 荀未来眼珠一转，在擦肩而过的瞬间故意停下脚步，指着……</w:t>
+              <w:t>【本场戏剧功能与导演调度任务】【片尾断章/高潮尾钩（Cliffhanger）调度】以「内　2058人生无限公司走廊·高尚办公室·2008旧物仓库与2058控制室及通风管 — 日」为物理容器，聚焦（荀未来、林开颜（小雪）（低语）、赵了、老年余博士、搬运工人、赵左右、林开颜（小雪）、高尚）的对手戏力场，核心导演任务在于：推进跨时空底层规则与倒计时危机张力。</w:t>
               <w:br/>
               <w:t>【完整剧情推进与动作细节】公元2058年，“人生（无限）有限公司”五楼科技感十足的纯白走廊内，墙面导览牌清晰标示着：【`5F 供电站 能源管理中心`】。高尚带着黑衣保镖押送四十一岁的荀未来走过办公区，迎面正巧遇上抱着离职纸箱、被公司开除的小雪（林开颜）！ 荀未来眼珠一转，在擦肩而过的瞬间故意停下脚步，指着小雪的鼻子破口大骂，将“三十分钟”的暗号精准夹带在辱骂声中！ 高尚不耐烦地推了荀未来一把：“走了。”抱着纸箱留在原地的小雪先是一愣，随即双眸骤亮，瞬间领悟了荀未来的暗号！ 副总裁办公室内，六十六岁的赵了正拍着桌子冲八十二岁的老年余博士怒吼！ 老年余博士冷峻地坐在沙发上回应：“你不要试图偷换我的概念，我很清楚自己在做什么。”就在这时，高尚推门将荀未来带了进来。赵了一见荀未来也落网了，急得跳脚质问： 为了彻底打消高尚和老年余博士的戒心、并为2008年的小赵争取足三十分钟的准备时间，四十一岁的荀未来立刻飙起演技，装出一副看破红尘、自私凉薄的嘴脸！ 赵了瞪圆了眼睛，难以置信地指着他。 荀未来双手插兜，面无表情地吐出极其绝情的违心话，一边说一边暗中向老头儿疯狂眨眼递眼色！</w:t>
               <w:br/>
@@ -1265,21 +1221,10 @@
             <w:shd w:fill="F7FAFC"/>
           </w:tcPr>
           <w:p>
-            <w:pPr>
-              <w:spacing w:before="40" w:after="40" w:line="341" w:lineRule="auto"/>
-              <w:jc w:val="left"/>
-            </w:pPr>
-            <w:r/>
             <w:r>
-              <w:rPr>
-                <w:rFonts w:ascii="Times New Roman" w:hAnsi="Times New Roman" w:eastAsia="宋体"/>
-                <w:b w:val="0"/>
-                <w:color w:val="191919"/>
-                <w:sz w:val="19"/>
-              </w:rPr>
               <w:t>【出场人物】赵左右、房东张叔、刘美奕、赵东来、王一漫、罗爱文、徐图图、走廊学生、赵左右（内心独白）</w:t>
               <w:br/>
-              <w:t>【本场戏剧功能与导演调度任务】公元2008年，阳光穿透白雪皑皑的林海雪原，画面中央浮现出冰冷的特效数字：【`时空修正 82%`】。十六岁的赵左右推开蓝色公用电话亭的门走了出来，踩在厚厚的积雪上环顾四周明朗的街景，疑惑地喃喃自语： 然而当赵左右走回自家老居民楼水泥楼梯间时，迎面正巧看见母亲刘美奕正与五零二室真正……</w:t>
+              <w:t>【本场戏剧功能与导演调度任务】【片尾断章/高潮尾钩（Cliffhanger）调度】以「外/内　2008林海雪原电话亭·老居民楼道与501室·高二（2）班教室与微机室·杂志社火灾废墟与雪夜串串香餐车 — 日/夜」为物理容器，聚焦（赵左右、房东张叔、刘美奕、赵东来、王一漫、罗爱文、徐图图、走廊学生、赵左右（内心独白））的对手戏力场，核心导演任务在于：推进跨时空底层规则与倒计时危机张力；深化中国式原生家庭“刀子嘴与避风港”的代际情感共振。</w:t>
               <w:br/>
               <w:t>【完整剧情推进与动作细节】公元2008年，阳光穿透白雪皑皑的林海雪原，画面中央浮现出冰冷的特效数字：【`时空修正 82%`】。十六岁的赵左右推开蓝色公用电话亭的门走了出来，踩在厚厚的积雪上环顾四周明朗的街景，疑惑地喃喃自语： 然而当赵左右走回自家老居民楼水泥楼梯间时，迎面正巧看见母亲刘美奕正与五零二室真正的房东张叔站在门口寒暄。张叔乐呵呵地说北京生意不好做，准备把这套老房子收回来自己住。赵左右走上前打了声招呼（“张叔”），随口指着五零二室屋里说道： 此言一出，张叔与母亲刘美奕同时露出莫名其妙的神色！张叔皱着眉摇了摇头。 一旁的母亲刘美奕更是满脸困惑地转头看向儿子。 赵左右如遭雷击，瞪大眼睛难以置信地提醒母亲昨晚的五口之家团圆饭！ 刘美奕伸手摸了摸儿子的额头，哭笑不得地说道： 赵左右僵在原地，后背窜起一股刺骨的寒意（内心独白：“看来时空修正真的奏效了，妈都已经不记得赵爷爷了”）。 回到五零一室客厅，刘美奕刚接完老领导萍姐的电话，兴奋地告诉丈夫赵东来：萍姐的儿子不想当经理要出国学电影，经理位置空了出来，她终于可以官复原职回原单位当经理了！赵东来也高兴地表示自己的新工作这几天就给准信，并夸赞起儿子拍DV的本事：</w:t>
               <w:br/>

--- a/01_《三人行》全24集全流程标杆成品库/03_剧作结构、悬念节奏与视听解码/EP23_《三人行》第二十三集《不可战胜的敌人》剧作结构、悬念节奏与视听解码.docx
+++ b/01_《三人行》全24集全流程标杆成品库/03_剧作结构、悬念节奏与视听解码/EP23_《三人行》第二十三集《不可战胜的敌人》剧作结构、悬念节奏与视听解码.docx
@@ -250,8 +250,6 @@
                 <w:b/>
               </w:rPr>
               <w:t>局部熵减修正红警屏、爆火花U盘与杂志社灰烬</w:t>
-              <w:br/>
-              <w:t>（23-5／23-15至23-19场）</w:t>
             </w:r>
           </w:p>
         </w:tc>
@@ -302,8 +300,6 @@
                 <w:b/>
               </w:rPr>
               <w:t>后街麻辣烫店四重时空同桌的磁州白莲藕</w:t>
-              <w:br/>
-              <w:t>（23-6场）</w:t>
             </w:r>
           </w:p>
         </w:tc>
@@ -354,8 +350,6 @@
                 <w:b/>
               </w:rPr>
               <w:t>2058走廊的30分钟时间差与大巴车孤勇独白</w:t>
-              <w:br/>
-              <w:t>（23-18至23-24场）</w:t>
             </w:r>
           </w:p>
         </w:tc>
@@ -429,7 +423,7 @@
           <w:color w:val="141414"/>
           <w:sz w:val="21"/>
         </w:rPr>
-        <w:t>• 起承转合五幕戏剧节拍与冷开场/强尾钩排布（B账）：• 冷开场（23-1至23-2）：旧物仓库内荀未来与小赵持木条背靠背突围，小雪拦住保镖说出“余博士已启动信号屏蔽与时空修正，必须卡在启动瞬间用员工卡去2058才能保住记忆”；雪林三角形铁架棚下小雪被白光强制召回前，故意将58003号肖雪身份证留在雪地上； • 第一幕（23-3）：荒村破瓦房决战前夜——荀未来与16岁小赵制定“荀未来主动被抓锁定修正时间、小赵刷58003卡去2058躲避清洗”的奇谋；小赵含泪剖白“我们虽然是一个人，但同时也是三个人，是同学、是邻居、是朋友，我不想照镜子”，荀未来嘱托“那你就别照镜子，记住我们”并揣走桌上的旧螺丝刀； • 第二幕（23-4）：全剧视听封神场——荀未来在主动被捕前最后一次走进八中后街砂锅麻辣烫店点“直接上三盘，别放土豆，多加藕”，舒老板道出“白莲藕运自磁州、几个月前有个美女也点多加藕、年底我就回磁州开店”的终极伏笔；店堂内360度环摇呈现1998（6岁与父母）、2008（16岁与徐图图）、2033（41岁与舒图）、2058（66岁赵了）四重时空同桌叠影！门外荀未来被捕前向暗处小赵比出“30分钟”手势； • 第三幕（23-5前半）：2058年五楼走廊（导览牌标示5F供电站），荀未来与被开除抱纸箱的小雪擦肩而过骂出“老子最多给你打三十分”暗号；小赵在2008旧物仓库用“魔术学校考关门消失术”忽悠两名搬运工，算准时间进亭刷58003卡凭空消失（搬运工惊呼“这应该上春晚啊！”）； • 第四幕（23-5后半）：2058主控室内，荀未来用“我与16岁的我是克隆人还是同一个人”的哲学悖论拖住82岁余博士20多分钟，小雪在走廊掩护刷卡抵达2058的小赵并含泪嘱托“好好照顾徐图图，不许她受到一点伤害”；随后荀未来在高尚办公室与66岁赵了唱双簧暴起锁喉高尚夺走门禁卡，用“去五楼供电站砸电源”声东击西骗走保镖，掏出荒村带来的旧螺丝刀撬开顶层通风管道百叶窗成功脱身！ • 第五幕尾钩（23-6）：16岁赵左右推开雪原蓝色电话亭重返【时空修正82%】的2008年——502室真房东张叔收房、父母与全班同学彻底遗忘了赵爷爷、荀哥与小雪（课桌上三个女生笑脸涂鸦只剩两个）；微机室里红色U盘当场爆出火花烧毁、黍豆网视频全部下架、《三人行》杂志社更突遭大火烧成焦黑废墟！少年跪在火场废墟中捧着001期残刊痛哭失声，夜晚独自坐在大巴串串香餐车里隔着冰花车窗含泪立誓：“我会装作忘了你们，继续走下去，然后在未来的某一天，成为你们，再回到大家的身边！”</w:t>
+        <w:t>• 起承转合五幕戏剧节拍与冷开场/强尾钩排布（B账）：• 冷开场：旧物仓库内荀未来与小赵持木条背靠背突围，小雪拦住保镖说出“余博士已启动信号屏蔽与时空修正，必须卡在启动瞬间用员工卡去2058才能保住记忆”；雪林三角形铁架棚下小雪被白光强制召回前，故意将58003号肖雪身份证留在雪地上； • 第一幕：荒村破瓦房决战前夜——荀未来与16岁小赵制定“荀未来主动被抓锁定修正时间、小赵刷58003卡去2058躲避清洗”的奇谋；小赵含泪剖白“我们虽然是一个人，但同时也是三个人，是同学、是邻居、是朋友，我不想照镜子”，荀未来嘱托“那你就别照镜子，记住我们”并揣走桌上的旧螺丝刀； • 第二幕：全剧视听封神场——荀未来在主动被捕前最后一次走进八中后街砂锅麻辣烫店点“直接上三盘，别放土豆，多加藕”，舒老板道出“白莲藕运自磁州、几个月前有个美女也点多加藕、年底我就回磁州开店”的终极伏笔；店堂内360度环摇呈现1998（6岁与父母）、2008（16岁与徐图图）、2033（41岁与舒图）、2058（66岁赵了）四重时空同桌叠影！门外荀未来被捕前向暗处小赵比出“30分钟”手势； • 第三幕（23-5前半）：2058年五楼走廊（导览牌标示5F供电站），荀未来与被开除抱纸箱的小雪擦肩而过骂出“老子最多给你打三十分”暗号；小赵在2008旧物仓库用“魔术学校考关门消失术”忽悠两名搬运工，算准时间进亭刷58003卡凭空消失（搬运工惊呼“这应该上春晚啊！”）； • 第四幕（23-5后半）：2058主控室内，荀未来用“我与16岁的我是克隆人还是同一个人”的哲学悖论拖住82岁余博士20多分钟，小雪在走廊掩护刷卡抵达2058的小赵并含泪嘱托“好好照顾徐图图，不许她受到一点伤害”；随后荀未来在高尚办公室与66岁赵了唱双簧暴起锁喉高尚夺走门禁卡，用“去五楼供电站砸电源”声东击西骗走保镖，掏出荒村带来的旧螺丝刀撬开顶层通风管道百叶窗成功脱身！ • 第五幕尾钩：16岁赵左右推开雪原蓝色电话亭重返【时空修正82%】的2008年——502室真房东张叔收房、父母与全班同学彻底遗忘了赵爷爷、荀哥与小雪（课桌上三个女生笑脸涂鸦只剩两个）；微机室里红色U盘当场爆出火花烧毁、黍豆网视频全部下架、《三人行》杂志社更突遭大火烧成焦黑废墟！少年跪在火场废墟中捧着001期残刊痛哭失声，夜晚独自坐在大巴串串香餐车里隔着冰花车窗含泪立誓：“我会装作忘了你们，继续走下去，然后在未来的某一天，成为你们，再回到大家的身边！”</w:t>
       </w:r>
     </w:p>
     <w:tbl>
@@ -759,17 +753,17 @@
                 <w:color w:val="191919"/>
                 <w:sz w:val="19"/>
               </w:rPr>
-              <w:t>• 冷开场（23-1至23-2）：旧物仓库内荀未来与小赵持木条背靠背突围，小雪拦住保镖说出“余博士已启动信号屏蔽与时空修正，必须卡在启动瞬间用员工卡去2058才能保住记忆”；雪林三角形铁架棚下小雪被白光强制召回前，故意将58003号肖雪身份证留在雪地上；</w:t>
+              <w:t>• 冷开场：旧物仓库内荀未来与小赵持木条背靠背突围，小雪拦住保镖说出“余博士已启动信号屏蔽与时空修正，必须卡在启动瞬间用员工卡去2058才能保住记忆”；雪林三角形铁架棚下小雪被白光强制召回前，故意将58003号肖雪身份证留在雪地上；</w:t>
               <w:br/>
-              <w:t>• 第一幕（23-3）：荒村破瓦房决战前夜——荀未来与16岁小赵制定“荀未来主动被抓锁定修正时间、小赵刷58003卡去2058躲避清洗”的奇谋；小赵含泪剖白“我们虽然是一个人，但同时也是三个人，是同学、是邻居、是朋友，我不想照镜子”，荀未来嘱托“那你就别照镜子，记住我们”并揣走桌上的旧螺丝刀；</w:t>
+              <w:t>• 第一幕：荒村破瓦房决战前夜——荀未来与16岁小赵制定“荀未来主动被抓锁定修正时间、小赵刷58003卡去2058躲避清洗”的奇谋；小赵含泪剖白“我们虽然是一个人，但同时也是三个人，是同学、是邻居、是朋友，我不想照镜子”，荀未来嘱托“那你就别照镜子，记住我们”并揣走桌上的旧螺丝刀；</w:t>
               <w:br/>
-              <w:t>• 第二幕（23-4）：全剧视听封神场——荀未来在主动被捕前最后一次走进八中后街砂锅麻辣烫店点“直接上三盘，别放土豆，多加藕”，舒老板道出“白莲藕运自磁州、几个月前有个美女也点多加藕、年底我就回磁州开店”的终极伏笔；店堂内360度环摇呈现1998（6岁与父母）、2008（16岁与徐图图）、2033（41岁与舒图）、2058（66岁赵了）四重时空同桌叠影！门外荀未来被捕前向暗处小赵比出“30分钟”手势；</w:t>
+              <w:t>• 第二幕：全剧视听封神场——荀未来在主动被捕前最后一次走进八中后街砂锅麻辣烫店点“直接上三盘，别放土豆，多加藕”，舒老板道出“白莲藕运自磁州、几个月前有个美女也点多加藕、年底我就回磁州开店”的终极伏笔；店堂内360度环摇呈现1998（6岁与父母）、2008（16岁与徐图图）、2033（41岁与舒图）、2058（66岁赵了）四重时空同桌叠影！门外荀未来被捕前向暗处小赵比出“30分钟”手势；</w:t>
               <w:br/>
               <w:t>• 第三幕（23-5前半）：2058年五楼走廊（导览牌标示5F供电站），荀未来与被开除抱纸箱的小雪擦肩而过骂出“老子最多给你打三十分”暗号；小赵在2008旧物仓库用“魔术学校考关门消失术”忽悠两名搬运工，算准时间进亭刷58003卡凭空消失（搬运工惊呼“这应该上春晚啊！”）；</w:t>
               <w:br/>
               <w:t>• 第四幕（23-5后半）：2058主控室内，荀未来用“我与16岁的我是克隆人还是同一个人”的哲学悖论拖住82岁余博士20多分钟，小雪在走廊掩护刷卡抵达2058的小赵并含泪嘱托“好好照顾徐图图，不许她受到一点伤害”；随后荀未来在高尚办公室与66岁赵了唱双簧暴起锁喉高尚夺走门禁卡，用“去五楼供电站砸电源”声东击西骗走保镖，掏出荒村带来的旧螺丝刀撬开顶层通风管道百叶窗成功脱身！</w:t>
               <w:br/>
-              <w:t>• 第五幕尾钩（23-6）：16岁赵左右推开雪原蓝色电话亭重返【时空修正82%】的2008年——502室真房东张叔收房、父母与全班同学彻底遗忘了赵爷爷、荀哥与小雪（课桌上三个女生笑脸涂鸦只剩两个）；微机室里红色U盘当场爆出火花烧毁、黍豆网视频全部下架、《三人行》杂志社更突遭大火烧成焦黑废墟！少年跪在火场废墟中捧着001期残刊痛哭失声，夜晚独自坐在大巴串串香餐车里隔着冰花车窗含泪立誓：“我会装作忘了你们，继续走下去，然后在未来的某一天，成为你们，再回到大家的身边！”</w:t>
+              <w:t>• 第五幕尾钩：16岁赵左右推开雪原蓝色电话亭重返【时空修正82%】的2008年——502室真房东张叔收房、父母与全班同学彻底遗忘了赵爷爷、荀哥与小雪（课桌上三个女生笑脸涂鸦只剩两个）；微机室里红色U盘当场爆出火花烧毁、黍豆网视频全部下架、《三人行》杂志社更突遭大火烧成焦黑废墟！少年跪在火场废墟中捧着001期残刊痛哭失声，夜晚独自坐在大巴串串香餐车里隔着冰花车窗含泪立誓：“我会装作忘了你们，继续走下去，然后在未来的某一天，成为你们，再回到大家的身边！”</w:t>
             </w:r>
           </w:p>
         </w:tc>
@@ -2250,7 +2244,7 @@
               <w:jc w:val="left"/>
             </w:pPr>
             <w:r>
-              <w:t>seg01 @ 01:28.0 (第23-1场)</w:t>
+              <w:t xml:space="preserve">seg01 @ 01:28.0 </w:t>
               <w:br/>
               <w:t>（场次：＆＆）</w:t>
             </w:r>
@@ -2307,7 +2301,7 @@
               <w:jc w:val="left"/>
             </w:pPr>
             <w:r>
-              <w:t>seg02 @ 05:12.0 (第23-3场)</w:t>
+              <w:t xml:space="preserve">seg02 @ 05:12.0 </w:t>
               <w:br/>
               <w:t>（场次：＆）</w:t>
             </w:r>
@@ -2364,7 +2358,7 @@
               <w:jc w:val="left"/>
             </w:pPr>
             <w:r>
-              <w:t>seg03 @ 12:15.0 (第23-3场)</w:t>
+              <w:t xml:space="preserve">seg03 @ 12:15.0 </w:t>
               <w:br/>
               <w:t>（场次：＆）</w:t>
             </w:r>
@@ -2421,7 +2415,7 @@
               <w:jc w:val="left"/>
             </w:pPr>
             <w:r>
-              <w:t>seg04 @ 13:58.0 (第23-4场)</w:t>
+              <w:t xml:space="preserve">seg04 @ 13:58.0 </w:t>
               <w:br/>
               <w:t>（场次：＆）</w:t>
             </w:r>
@@ -2478,7 +2472,7 @@
               <w:jc w:val="left"/>
             </w:pPr>
             <w:r>
-              <w:t>seg04 @ 17:05.0 (第23-4场)</w:t>
+              <w:t xml:space="preserve">seg04 @ 17:05.0 </w:t>
               <w:br/>
               <w:t>（场次：）</w:t>
             </w:r>
@@ -2535,7 +2529,7 @@
               <w:jc w:val="left"/>
             </w:pPr>
             <w:r>
-              <w:t>seg04 @ 17:38.0 (第23-4场)</w:t>
+              <w:t xml:space="preserve">seg04 @ 17:38.0 </w:t>
               <w:br/>
               <w:t>（场次：＆）</w:t>
             </w:r>
@@ -2592,7 +2586,7 @@
               <w:jc w:val="left"/>
             </w:pPr>
             <w:r>
-              <w:t>seg05 @ 20:35.0 (第23-5场)</w:t>
+              <w:t xml:space="preserve">seg05 @ 20:35.0 </w:t>
               <w:br/>
               <w:t>（场次：＆）</w:t>
             </w:r>
@@ -2649,7 +2643,7 @@
               <w:jc w:val="left"/>
             </w:pPr>
             <w:r>
-              <w:t>seg05 @ 21:45.0 (第23-5场)</w:t>
+              <w:t xml:space="preserve">seg05 @ 21:45.0 </w:t>
               <w:br/>
               <w:t>（场次：＆＆＆）</w:t>
             </w:r>

--- a/01_《三人行》全24集全流程标杆成品库/03_剧作结构、悬念节奏与视听解码/EP23_《三人行》第二十三集《不可战胜的敌人》剧作结构、悬念节奏与视听解码.docx
+++ b/01_《三人行》全24集全流程标杆成品库/03_剧作结构、悬念节奏与视听解码/EP23_《三人行》第二十三集《不可战胜的敌人》剧作结构、悬念节奏与视听解码.docx
@@ -503,9 +503,7 @@
         </w:tc>
       </w:tr>
       <w:tr>
-        <w:trPr>
-          <w:cantSplit/>
-        </w:trPr>
+        <w:trPr/>
         <w:tc>
           <w:tcPr>
             <w:tcW w:type="dxa" w:w="2808"/>
@@ -566,9 +564,7 @@
         </w:tc>
       </w:tr>
       <w:tr>
-        <w:trPr>
-          <w:cantSplit/>
-        </w:trPr>
+        <w:trPr/>
         <w:tc>
           <w:tcPr>
             <w:tcW w:type="dxa" w:w="2808"/>
@@ -631,9 +627,7 @@
         </w:tc>
       </w:tr>
       <w:tr>
-        <w:trPr>
-          <w:cantSplit/>
-        </w:trPr>
+        <w:trPr/>
         <w:tc>
           <w:tcPr>
             <w:tcW w:type="dxa" w:w="2808"/>
@@ -694,9 +688,7 @@
         </w:tc>
       </w:tr>
       <w:tr>
-        <w:trPr>
-          <w:cantSplit/>
-        </w:trPr>
+        <w:trPr/>
         <w:tc>
           <w:tcPr>
             <w:tcW w:type="dxa" w:w="2808"/>
@@ -877,9 +869,7 @@
         </w:tc>
       </w:tr>
       <w:tr>
-        <w:trPr>
-          <w:cantSplit/>
-        </w:trPr>
+        <w:trPr/>
         <w:tc>
           <w:tcPr>
             <w:tcW w:type="dxa" w:w="2880"/>
@@ -933,9 +923,7 @@
         </w:tc>
       </w:tr>
       <w:tr>
-        <w:trPr>
-          <w:cantSplit/>
-        </w:trPr>
+        <w:trPr/>
         <w:tc>
           <w:tcPr>
             <w:tcW w:type="dxa" w:w="2880"/>
@@ -1000,9 +988,7 @@
         </w:tc>
       </w:tr>
       <w:tr>
-        <w:trPr>
-          <w:cantSplit/>
-        </w:trPr>
+        <w:trPr/>
         <w:tc>
           <w:tcPr>
             <w:tcW w:type="dxa" w:w="2880"/>
@@ -1056,9 +1042,7 @@
         </w:tc>
       </w:tr>
       <w:tr>
-        <w:trPr>
-          <w:cantSplit/>
-        </w:trPr>
+        <w:trPr/>
         <w:tc>
           <w:tcPr>
             <w:tcW w:type="dxa" w:w="2880"/>
@@ -1114,9 +1098,7 @@
         </w:tc>
       </w:tr>
       <w:tr>
-        <w:trPr>
-          <w:cantSplit/>
-        </w:trPr>
+        <w:trPr/>
         <w:tc>
           <w:tcPr>
             <w:tcW w:type="dxa" w:w="2880"/>
@@ -1170,9 +1152,7 @@
         </w:tc>
       </w:tr>
       <w:tr>
-        <w:trPr>
-          <w:cantSplit/>
-        </w:trPr>
+        <w:trPr/>
         <w:tc>
           <w:tcPr>
             <w:tcW w:type="dxa" w:w="2880"/>
@@ -1368,9 +1348,7 @@
         </w:tc>
       </w:tr>
       <w:tr>
-        <w:trPr>
-          <w:cantSplit/>
-        </w:trPr>
+        <w:trPr/>
         <w:tc>
           <w:tcPr>
             <w:tcW w:type="dxa" w:w="2880"/>
@@ -1439,9 +1417,7 @@
         </w:tc>
       </w:tr>
       <w:tr>
-        <w:trPr>
-          <w:cantSplit/>
-        </w:trPr>
+        <w:trPr/>
         <w:tc>
           <w:tcPr>
             <w:tcW w:type="dxa" w:w="2880"/>
@@ -1508,9 +1484,7 @@
         </w:tc>
       </w:tr>
       <w:tr>
-        <w:trPr>
-          <w:cantSplit/>
-        </w:trPr>
+        <w:trPr/>
         <w:tc>
           <w:tcPr>
             <w:tcW w:type="dxa" w:w="2880"/>
@@ -1579,9 +1553,7 @@
         </w:tc>
       </w:tr>
       <w:tr>
-        <w:trPr>
-          <w:cantSplit/>
-        </w:trPr>
+        <w:trPr/>
         <w:tc>
           <w:tcPr>
             <w:tcW w:type="dxa" w:w="2880"/>
@@ -1652,9 +1624,7 @@
         </w:tc>
       </w:tr>
       <w:tr>
-        <w:trPr>
-          <w:cantSplit/>
-        </w:trPr>
+        <w:trPr/>
         <w:tc>
           <w:tcPr>
             <w:tcW w:type="dxa" w:w="2880"/>
@@ -1723,9 +1693,7 @@
         </w:tc>
       </w:tr>
       <w:tr>
-        <w:trPr>
-          <w:cantSplit/>
-        </w:trPr>
+        <w:trPr/>
         <w:tc>
           <w:tcPr>
             <w:tcW w:type="dxa" w:w="2880"/>
@@ -1904,9 +1872,7 @@
         </w:tc>
       </w:tr>
       <w:tr>
-        <w:trPr>
-          <w:cantSplit/>
-        </w:trPr>
+        <w:trPr/>
         <w:tc>
           <w:tcPr>
             <w:tcW w:type="dxa" w:w="2808"/>
@@ -1967,9 +1933,7 @@
         </w:tc>
       </w:tr>
       <w:tr>
-        <w:trPr>
-          <w:cantSplit/>
-        </w:trPr>
+        <w:trPr/>
         <w:tc>
           <w:tcPr>
             <w:tcW w:type="dxa" w:w="2808"/>
@@ -2032,9 +1996,7 @@
         </w:tc>
       </w:tr>
       <w:tr>
-        <w:trPr>
-          <w:cantSplit/>
-        </w:trPr>
+        <w:trPr/>
         <w:tc>
           <w:tcPr>
             <w:tcW w:type="dxa" w:w="2808"/>
@@ -2095,9 +2057,7 @@
         </w:tc>
       </w:tr>
       <w:tr>
-        <w:trPr>
-          <w:cantSplit/>
-        </w:trPr>
+        <w:trPr/>
         <w:tc>
           <w:tcPr>
             <w:tcW w:type="dxa" w:w="2808"/>
@@ -2160,9 +2120,7 @@
         </w:tc>
       </w:tr>
       <w:tr>
-        <w:trPr>
-          <w:cantSplit/>
-        </w:trPr>
+        <w:trPr/>
         <w:tc>
           <w:tcPr>
             <w:tcW w:type="dxa" w:w="2808"/>
@@ -2223,9 +2181,7 @@
         </w:tc>
       </w:tr>
       <w:tr>
-        <w:trPr>
-          <w:cantSplit/>
-        </w:trPr>
+        <w:trPr/>
         <w:tc>
           <w:tcPr>
             <w:tcW w:type="dxa" w:w="2808"/>
@@ -2281,9 +2237,7 @@
         </w:tc>
       </w:tr>
       <w:tr>
-        <w:trPr>
-          <w:cantSplit/>
-        </w:trPr>
+        <w:trPr/>
         <w:tc>
           <w:tcPr>
             <w:tcW w:type="dxa" w:w="2808"/>
@@ -2337,9 +2291,7 @@
         </w:tc>
       </w:tr>
       <w:tr>
-        <w:trPr>
-          <w:cantSplit/>
-        </w:trPr>
+        <w:trPr/>
         <w:tc>
           <w:tcPr>
             <w:tcW w:type="dxa" w:w="2808"/>
@@ -2395,9 +2347,7 @@
         </w:tc>
       </w:tr>
       <w:tr>
-        <w:trPr>
-          <w:cantSplit/>
-        </w:trPr>
+        <w:trPr/>
         <w:tc>
           <w:tcPr>
             <w:tcW w:type="dxa" w:w="2808"/>
@@ -2451,9 +2401,7 @@
         </w:tc>
       </w:tr>
       <w:tr>
-        <w:trPr>
-          <w:cantSplit/>
-        </w:trPr>
+        <w:trPr/>
         <w:tc>
           <w:tcPr>
             <w:tcW w:type="dxa" w:w="2808"/>
@@ -2509,9 +2457,7 @@
         </w:tc>
       </w:tr>
       <w:tr>
-        <w:trPr>
-          <w:cantSplit/>
-        </w:trPr>
+        <w:trPr/>
         <w:tc>
           <w:tcPr>
             <w:tcW w:type="dxa" w:w="2808"/>
@@ -2565,9 +2511,7 @@
         </w:tc>
       </w:tr>
       <w:tr>
-        <w:trPr>
-          <w:cantSplit/>
-        </w:trPr>
+        <w:trPr/>
         <w:tc>
           <w:tcPr>
             <w:tcW w:type="dxa" w:w="2808"/>
@@ -2623,9 +2567,7 @@
         </w:tc>
       </w:tr>
       <w:tr>
-        <w:trPr>
-          <w:cantSplit/>
-        </w:trPr>
+        <w:trPr/>
         <w:tc>
           <w:tcPr>
             <w:tcW w:type="dxa" w:w="2808"/>
